--- a/res/documents/PrediCop_Documentation_Fonctionnelle.docx
+++ b/res/documents/PrediCop_Documentation_Fonctionnelle.docx
@@ -106,7 +106,6 @@
           <w:lang w:val="fr-FR"/>
         </w:rPr>
       </w:pPr>
-      <w:proofErr w:type="spellStart"/>
       <w:r>
         <w:rPr>
           <w:b/>
@@ -116,7 +115,6 @@
         </w:rPr>
         <w:t>PrediCop</w:t>
       </w:r>
-      <w:proofErr w:type="spellEnd"/>
     </w:p>
     <w:p>
       <w:pPr>
@@ -1893,304 +1891,1489 @@
         <w:rPr>
           <w:lang w:val="fr-FR"/>
         </w:rPr>
-        <w:t xml:space="preserve">L’API utilise JWT (Bearer </w:t>
-      </w:r>
-      <w:proofErr w:type="spellStart"/>
-      <w:r>
-        <w:rPr>
-          <w:lang w:val="fr-FR"/>
-        </w:rPr>
-        <w:t>token</w:t>
-      </w:r>
-      <w:proofErr w:type="spellEnd"/>
-      <w:r>
-        <w:rPr>
-          <w:lang w:val="fr-FR"/>
-        </w:rPr>
-        <w:t xml:space="preserve">). Le BackOffice utilise l’authentification Cookie alimentée par le JWT reçu de l’API. </w:t>
-      </w:r>
-      <w:r>
-        <w:t xml:space="preserve">Le mobile </w:t>
-      </w:r>
-      <w:proofErr w:type="spellStart"/>
-      <w:r>
-        <w:t>stocke</w:t>
-      </w:r>
-      <w:proofErr w:type="spellEnd"/>
-      <w:r>
-        <w:t xml:space="preserve"> le JWT </w:t>
-      </w:r>
-      <w:proofErr w:type="spellStart"/>
-      <w:r>
-        <w:t>localement</w:t>
-      </w:r>
-      <w:proofErr w:type="spellEnd"/>
-      <w:r>
+        <w:t xml:space="preserve">L’API utilise JWT (Bearer token). Le BackOffice utilise l’authentification Cookie alimentée par le JWT reçu de l’API. </w:t>
+      </w:r>
+      <w:r>
+        <w:t>Le mobile stocke le JWT localement.</w:t>
+      </w:r>
+    </w:p>
+    <w:p>
+      <w:pPr>
+        <w:pStyle w:val="Heading3"/>
+      </w:pPr>
+      <w:bookmarkStart w:id="1" w:name="_Toc233616899"/>
+      <w:r>
+        <w:t>Rôles disponibles</w:t>
+      </w:r>
+      <w:bookmarkEnd w:id="1"/>
+    </w:p>
+    <w:p>
+      <w:pPr>
+        <w:pStyle w:val="ListBullet"/>
+        <w:rPr>
+          <w:lang w:val="fr-FR"/>
+        </w:rPr>
+      </w:pPr>
+      <w:r>
+        <w:rPr>
+          <w:lang w:val="fr-FR"/>
+        </w:rPr>
+        <w:t>Operator (0) : saisie des appels, création de missions.</w:t>
+      </w:r>
+    </w:p>
+    <w:p>
+      <w:pPr>
+        <w:pStyle w:val="ListBullet"/>
+      </w:pPr>
+      <w:r>
+        <w:t>Officer (1) : agent patrouilleur classique.</w:t>
+      </w:r>
+    </w:p>
+    <w:p>
+      <w:pPr>
+        <w:pStyle w:val="ListBullet"/>
+        <w:rPr>
+          <w:lang w:val="fr-FR"/>
+        </w:rPr>
+      </w:pPr>
+      <w:r>
+        <w:rPr>
+          <w:lang w:val="fr-FR"/>
+        </w:rPr>
+        <w:t>Verbalisateur (2) : ASVP — accès module verbalisation uniquement.</w:t>
+      </w:r>
+    </w:p>
+    <w:p>
+      <w:pPr>
+        <w:pStyle w:val="ListBullet"/>
+        <w:rPr>
+          <w:lang w:val="fr-FR"/>
+        </w:rPr>
+      </w:pPr>
+      <w:r>
+        <w:rPr>
+          <w:lang w:val="fr-FR"/>
+        </w:rPr>
+        <w:t>Manager (3) : tableau de bord, statistiques, rapports.</w:t>
+      </w:r>
+    </w:p>
+    <w:p>
+      <w:pPr>
+        <w:pStyle w:val="ListBullet"/>
+        <w:rPr>
+          <w:lang w:val="fr-FR"/>
+        </w:rPr>
+      </w:pPr>
+      <w:r>
+        <w:rPr>
+          <w:lang w:val="fr-FR"/>
+        </w:rPr>
+        <w:t>Admin (4) : gestion complète du tenant (utilisateurs, véhicules, paramètres).</w:t>
+      </w:r>
+    </w:p>
+    <w:p>
+      <w:pPr>
+        <w:pStyle w:val="ListBullet"/>
+        <w:rPr>
+          <w:lang w:val="fr-FR"/>
+        </w:rPr>
+      </w:pPr>
+      <w:r>
+        <w:rPr>
+          <w:lang w:val="fr-FR"/>
+        </w:rPr>
+        <w:t>PatrolLeader (5) : chef de patrouille, active la patrouille, menu étendu.</w:t>
+      </w:r>
+    </w:p>
+    <w:p>
+      <w:pPr>
+        <w:pStyle w:val="ListBullet"/>
+        <w:rPr>
+          <w:lang w:val="fr-FR"/>
+        </w:rPr>
+      </w:pPr>
+      <w:r>
+        <w:rPr>
+          <w:lang w:val="fr-FR"/>
+        </w:rPr>
+        <w:t>PatrolAgent (6) : agent dans la patrouille, géolocalisation individuelle.</w:t>
+      </w:r>
+    </w:p>
+    <w:p>
+      <w:pPr>
+        <w:pStyle w:val="ListBullet"/>
+        <w:rPr>
+          <w:lang w:val="fr-FR"/>
+        </w:rPr>
+      </w:pPr>
+      <w:r>
+        <w:rPr>
+          <w:lang w:val="fr-FR"/>
+        </w:rPr>
+        <w:t>SuperAdmin (99) : accès cross-tenant, gestion des villes/tenants PrediCop.</w:t>
+      </w:r>
+    </w:p>
+    <w:p>
+      <w:pPr>
+        <w:pStyle w:val="Heading3"/>
+        <w:rPr>
+          <w:lang w:val="fr-FR"/>
+        </w:rPr>
+      </w:pPr>
+      <w:bookmarkStart w:id="2" w:name="_Toc233616900"/>
+      <w:r>
+        <w:rPr>
+          <w:lang w:val="fr-FR"/>
+        </w:rPr>
+        <w:t>Connexion SuperAdmin</w:t>
+      </w:r>
+      <w:bookmarkEnd w:id="2"/>
+    </w:p>
+    <w:p>
+      <w:pPr>
+        <w:rPr>
+          <w:lang w:val="fr-FR"/>
+        </w:rPr>
+      </w:pPr>
+      <w:r>
+        <w:rPr>
+          <w:lang w:val="fr-FR"/>
+        </w:rPr>
+        <w:t xml:space="preserve">Sur la page de login, cliquer sur l’icône bouclier en bas de page pour activer le mode Super Admin. Le slug predicop est utilisé automatiquement. </w:t>
+      </w:r>
+    </w:p>
+    <w:p>
+      <w:pPr>
+        <w:rPr>
+          <w:lang w:val="fr-FR"/>
+        </w:rPr>
+      </w:pPr>
+      <w:r>
+        <w:rPr>
+          <w:lang w:val="fr-FR"/>
+        </w:rPr>
+        <w:t xml:space="preserve">Identifiants par défaut : </w:t>
+      </w:r>
+      <w:r>
+        <w:rPr>
+          <w:lang w:val="fr-FR"/>
+        </w:rPr>
+        <w:t>v</w:t>
+      </w:r>
+      <w:r>
+        <w:rPr>
+          <w:lang w:val="fr-FR"/>
+        </w:rPr>
+        <w:t>oir documentation technique interne</w:t>
+      </w:r>
+    </w:p>
+    <w:p>
+      <w:pPr>
+        <w:pStyle w:val="Heading2"/>
+        <w:rPr>
+          <w:lang w:val="fr-FR"/>
+        </w:rPr>
+      </w:pPr>
+      <w:bookmarkStart w:id="3" w:name="_Toc233616901"/>
+      <w:r>
+        <w:rPr>
+          <w:lang w:val="fr-FR"/>
+        </w:rPr>
+        <w:t>Gestion des villes / tenants (SuperAdmin)</w:t>
+      </w:r>
+      <w:bookmarkEnd w:id="3"/>
+    </w:p>
+    <w:p>
+      <w:pPr>
+        <w:rPr>
+          <w:lang w:val="fr-FR"/>
+        </w:rPr>
+      </w:pPr>
+      <w:r>
+        <w:rPr>
+          <w:lang w:val="fr-FR"/>
+        </w:rPr>
+        <w:t xml:space="preserve">Le rôle SuperAdmin permet de créer et gérer les tenants (villes) sans passer par le flux de paiement Stripe. </w:t>
+      </w:r>
+      <w:r>
+        <w:rPr>
+          <w:lang w:val="fr-FR"/>
+        </w:rPr>
+        <w:t>Accessible via le menu Super Admin → Villes / Tenants.</w:t>
+      </w:r>
+    </w:p>
+    <w:p>
+      <w:pPr>
+        <w:pStyle w:val="Heading3"/>
+        <w:rPr>
+          <w:lang w:val="fr-FR"/>
+        </w:rPr>
+      </w:pPr>
+      <w:bookmarkStart w:id="4" w:name="_Toc233616902"/>
+      <w:r>
+        <w:rPr>
+          <w:lang w:val="fr-FR"/>
+        </w:rPr>
+        <w:t>Fonctionnalités</w:t>
+      </w:r>
+      <w:bookmarkEnd w:id="4"/>
+    </w:p>
+    <w:p>
+      <w:pPr>
+        <w:pStyle w:val="ListBullet"/>
+        <w:rPr>
+          <w:lang w:val="fr-FR"/>
+        </w:rPr>
+      </w:pPr>
+      <w:r>
+        <w:rPr>
+          <w:lang w:val="fr-FR"/>
+        </w:rPr>
+        <w:t>Liste de tous les tenants : nom, slug, plan, statut abonnement, compteurs utilisateurs/véhicules, date de création.</w:t>
+      </w:r>
+    </w:p>
+    <w:p>
+      <w:pPr>
+        <w:pStyle w:val="ListBullet"/>
+        <w:rPr>
+          <w:lang w:val="fr-FR"/>
+        </w:rPr>
+      </w:pPr>
+      <w:r>
+        <w:rPr>
+          <w:lang w:val="fr-FR"/>
+        </w:rPr>
+        <w:t>Création d’un tenant : nom, slug unique, plan (Essential/Standard/Premium), limites, compte Admin initial.</w:t>
+      </w:r>
+    </w:p>
+    <w:p>
+      <w:pPr>
+        <w:pStyle w:val="ListBullet"/>
+        <w:rPr>
+          <w:lang w:val="fr-FR"/>
+        </w:rPr>
+      </w:pPr>
+      <w:r>
+        <w:rPr>
+          <w:lang w:val="fr-FR"/>
+        </w:rPr>
+        <w:t>Modification : nom, plan, statut abonnement, limites, activation/suspension.</w:t>
+      </w:r>
+    </w:p>
+    <w:p>
+      <w:pPr>
+        <w:pStyle w:val="ListBullet"/>
+        <w:rPr>
+          <w:lang w:val="fr-FR"/>
+        </w:rPr>
+      </w:pPr>
+      <w:r>
+        <w:rPr>
+          <w:lang w:val="fr-FR"/>
+        </w:rPr>
+        <w:t>Activation/suspension rapide depuis la liste (bouton toggle).</w:t>
+      </w:r>
+    </w:p>
+    <w:p>
+      <w:pPr>
+        <w:pStyle w:val="ListBullet"/>
+        <w:rPr>
+          <w:lang w:val="fr-FR"/>
+        </w:rPr>
+      </w:pPr>
+      <w:r>
+        <w:rPr>
+          <w:lang w:val="fr-FR"/>
+        </w:rPr>
+        <w:t>Accessible au rô</w:t>
+      </w:r>
+      <w:r>
+        <w:rPr>
+          <w:lang w:val="fr-FR"/>
+        </w:rPr>
+        <w:t>les</w:t>
+      </w:r>
+      <w:r>
+        <w:rPr>
+          <w:lang w:val="fr-FR"/>
+        </w:rPr>
+        <w:t xml:space="preserve"> </w:t>
+      </w:r>
+      <w:r>
+        <w:rPr>
+          <w:lang w:val="fr-FR"/>
+        </w:rPr>
+        <w:t>SuperAdmin.</w:t>
+      </w:r>
+    </w:p>
+    <w:p>
+      <w:pPr>
+        <w:pStyle w:val="Heading2"/>
+        <w:rPr>
+          <w:lang w:val="fr-FR"/>
+        </w:rPr>
+      </w:pPr>
+      <w:bookmarkStart w:id="5" w:name="_Toc233616903"/>
+      <w:r>
+        <w:rPr>
+          <w:lang w:val="fr-FR"/>
+        </w:rPr>
+        <w:t>Indice de risque des rues</w:t>
+      </w:r>
+      <w:bookmarkEnd w:id="5"/>
+    </w:p>
+    <w:p>
+      <w:pPr>
+        <w:rPr>
+          <w:lang w:val="fr-FR"/>
+        </w:rPr>
+      </w:pPr>
+      <w:bookmarkStart w:id="6" w:name="_Toc233616905"/>
+      <w:r>
+        <w:rPr>
+          <w:lang w:val="fr-FR"/>
+        </w:rPr>
+        <w:t xml:space="preserve">PrediCop calcule un score de risque dynamique pour chaque rue du tenant. Ce score augmente avec le temps et les incidents, et diminue après le passage d'une </w:t>
+      </w:r>
+      <w:r>
+        <w:rPr>
+          <w:lang w:val="fr-FR"/>
+        </w:rPr>
+        <w:lastRenderedPageBreak/>
+        <w:t>patrouille. Ceci permet d'indiquer aux patrouilles les rondes à faire lorsqu'aucune mission ne leur est assignée.</w:t>
+      </w:r>
+    </w:p>
+    <w:p>
+      <w:pPr>
+        <w:pStyle w:val="Heading3"/>
+        <w:rPr>
+          <w:lang w:val="fr-FR"/>
+        </w:rPr>
+      </w:pPr>
+      <w:r>
+        <w:rPr>
+          <w:lang w:val="fr-FR"/>
+        </w:rPr>
+        <w:t>Algorithme</w:t>
+      </w:r>
+    </w:p>
+    <w:p>
+      <w:pPr>
+        <w:pStyle w:val="ListBullet"/>
+        <w:rPr>
+          <w:lang w:val="fr-FR"/>
+        </w:rPr>
+      </w:pPr>
+      <w:r>
+        <w:rPr>
+          <w:lang w:val="fr-FR"/>
+        </w:rPr>
+        <w:t>Chaque rue dispose d'un BaseRiskScore (risque de référence, calculé automatiquement) et d'un CurrentRiskScore affiché sur la carte.</w:t>
+      </w:r>
+    </w:p>
+    <w:p>
+      <w:pPr>
+        <w:pStyle w:val="ListBullet"/>
+        <w:rPr>
+          <w:lang w:val="fr-FR"/>
+        </w:rPr>
+      </w:pPr>
+      <w:r>
+        <w:rPr>
+          <w:lang w:val="fr-FR"/>
+        </w:rPr>
+        <w:t>Formule : CurrentRiskScore = BaseRiskScore + points événements actifs + bonus temporel (plafonné à 80 points).</w:t>
+      </w:r>
+    </w:p>
+    <w:p>
+      <w:pPr>
+        <w:pStyle w:val="ListBullet"/>
+        <w:rPr>
+          <w:lang w:val="fr-FR"/>
+        </w:rPr>
+      </w:pPr>
+      <w:r>
+        <w:rPr>
+          <w:lang w:val="fr-FR"/>
+        </w:rPr>
+        <w:t>Le bonus temporel croît proportionnellement au temps écoulé depuis la dernière patrouille, selon le taux de croissance de la rue.</w:t>
+      </w:r>
+    </w:p>
+    <w:p>
+      <w:pPr>
+        <w:pStyle w:val="ListBullet"/>
+        <w:rPr>
+          <w:lang w:val="fr-FR"/>
+        </w:rPr>
+      </w:pPr>
+      <w:r>
+        <w:rPr>
+          <w:lang w:val="fr-FR"/>
+        </w:rPr>
+        <w:t>Un StreetRiskEvent (incident signalé) ajoute des points au CurrentRiskScore tant qu'il est actif.</w:t>
+      </w:r>
+    </w:p>
+    <w:p>
+      <w:pPr>
+        <w:pStyle w:val="ListBullet"/>
+        <w:rPr>
+          <w:lang w:val="fr-FR"/>
+        </w:rPr>
+      </w:pPr>
+      <w:r>
+        <w:rPr>
+          <w:lang w:val="fr-FR"/>
+        </w:rPr>
+        <w:t>Un PatrolRecord (passage de patrouille) réinitialise CurrentRiskScore à BaseRiskScore.</w:t>
+      </w:r>
+    </w:p>
+    <w:p>
+      <w:pPr>
+        <w:pStyle w:val="ListBullet"/>
+        <w:rPr>
+          <w:lang w:val="fr-FR"/>
+        </w:rPr>
+      </w:pPr>
+      <w:r>
+        <w:rPr>
+          <w:lang w:val="fr-FR"/>
+        </w:rPr>
+        <w:t>La couleur sur la carte reflète le score : vert (≤ 20) → bleu (21–40) → orange (41–70) → rouge (&gt; 70).</w:t>
+      </w:r>
+    </w:p>
+    <w:p>
+      <w:pPr>
+        <w:pStyle w:val="Heading3"/>
+        <w:rPr>
+          <w:lang w:val="fr-FR"/>
+        </w:rPr>
+      </w:pPr>
+      <w:r>
+        <w:rPr>
+          <w:lang w:val="fr-FR"/>
+        </w:rPr>
+        <w:t>Taux de croissance</w:t>
+      </w:r>
+    </w:p>
+    <w:p>
+      <w:pPr>
+        <w:pStyle w:val="ListBullet"/>
+        <w:rPr>
+          <w:lang w:val="fr-FR"/>
+        </w:rPr>
+      </w:pPr>
+      <w:r>
+        <w:rPr>
+          <w:lang w:val="fr-FR"/>
+        </w:rPr>
+        <w:t>Chaque rue possède un taux de croissance jour et un taux de croissance nuit, exprimés en points par semaine (valeur décimale).</w:t>
+      </w:r>
+    </w:p>
+    <w:p>
+      <w:pPr>
+        <w:pStyle w:val="ListBullet"/>
+        <w:rPr>
+          <w:lang w:val="fr-FR"/>
+        </w:rPr>
+      </w:pPr>
+      <w:r>
+        <w:rPr>
+          <w:lang w:val="fr-FR"/>
+        </w:rPr>
+        <w:t>Valeurs par défaut : 1,0 pt/semaine de jour, 2,0 pt/semaine de nuit (plage nuit configurable, ex. 22h–6h).</w:t>
+      </w:r>
+    </w:p>
+    <w:p>
+      <w:pPr>
+        <w:pStyle w:val="ListBullet"/>
+        <w:rPr>
+          <w:lang w:val="fr-FR"/>
+        </w:rPr>
+      </w:pPr>
+      <w:r>
+        <w:rPr>
+          <w:lang w:val="fr-FR"/>
+        </w:rPr>
+        <w:t>Bonus temporel max : 80 points, quel que soit le temps écoulé.</w:t>
+      </w:r>
+    </w:p>
+    <w:p>
+      <w:pPr>
+        <w:pStyle w:val="ListBullet"/>
+        <w:rPr>
+          <w:lang w:val="fr-FR"/>
+        </w:rPr>
+      </w:pPr>
+      <w:r>
+        <w:rPr>
+          <w:lang w:val="fr-FR"/>
+        </w:rPr>
+        <w:t>Le taux peut être modifié par rue dans Admin → Rues → icône crayon.</w:t>
+      </w:r>
+    </w:p>
+    <w:p>
+      <w:pPr>
+        <w:pStyle w:val="Heading3"/>
+        <w:rPr>
+          <w:lang w:val="fr-FR"/>
+        </w:rPr>
+      </w:pPr>
+      <w:r>
+        <w:rPr>
+          <w:lang w:val="fr-FR"/>
+        </w:rPr>
+        <w:t>Exemples de montée au rouge (taux par défaut 1,0 pt/sem.)</w:t>
+      </w:r>
+    </w:p>
+    <w:p>
+      <w:pPr>
+        <w:pStyle w:val="ListBullet"/>
+        <w:rPr>
+          <w:lang w:val="fr-FR"/>
+        </w:rPr>
+      </w:pPr>
+      <w:r>
+        <w:rPr>
+          <w:lang w:val="fr-FR"/>
+        </w:rPr>
+        <w:t>Rue très calme (BaseRiskScore = 5) : atteint le rouge (&gt; 70) après environ 65 semaines (≈ 15 mois) sans patrouille.</w:t>
+      </w:r>
+    </w:p>
+    <w:p>
+      <w:pPr>
+        <w:pStyle w:val="ListBullet"/>
+        <w:rPr>
+          <w:lang w:val="fr-FR"/>
+        </w:rPr>
+      </w:pPr>
+      <w:r>
+        <w:rPr>
+          <w:lang w:val="fr-FR"/>
+        </w:rPr>
+        <w:t>Rue calme (BaseRiskScore = 20) : atteint le rouge après environ 50 semaines (≈ 1 an).</w:t>
+      </w:r>
+    </w:p>
+    <w:p>
+      <w:pPr>
+        <w:pStyle w:val="ListBullet"/>
+        <w:rPr>
+          <w:lang w:val="fr-FR"/>
+        </w:rPr>
+      </w:pPr>
+      <w:r>
+        <w:rPr>
+          <w:lang w:val="fr-FR"/>
+        </w:rPr>
+        <w:t>Rue modérée (BaseRiskScore = 40) : atteint le rouge après environ 30 semaines (≈ 7 mois).</w:t>
+      </w:r>
+    </w:p>
+    <w:p>
+      <w:pPr>
+        <w:pStyle w:val="ListBullet"/>
+        <w:rPr>
+          <w:lang w:val="fr-FR"/>
+        </w:rPr>
+      </w:pPr>
+      <w:r>
+        <w:rPr>
+          <w:lang w:val="fr-FR"/>
+        </w:rPr>
+        <w:t>Nuit (2,0 pt/sem.) : délai divisé par deux par rapport au jour.</w:t>
+      </w:r>
+    </w:p>
+    <w:p>
+      <w:pPr>
+        <w:pStyle w:val="Heading3"/>
+        <w:rPr>
+          <w:lang w:val="fr-FR"/>
+        </w:rPr>
+      </w:pPr>
+      <w:r>
+        <w:rPr>
+          <w:lang w:val="fr-FR"/>
+        </w:rPr>
+        <w:t>Score de base algorithmique (BaseRiskScore)</w:t>
+      </w:r>
+    </w:p>
+    <w:p>
+      <w:pPr>
+        <w:pStyle w:val="ListBullet"/>
+        <w:rPr>
+          <w:lang w:val="fr-FR"/>
+        </w:rPr>
+      </w:pPr>
+      <w:r>
+        <w:rPr>
+          <w:lang w:val="fr-FR"/>
+        </w:rPr>
+        <w:t>Un service nocturne (StreetRiskComputeService) analyse l'historique des appels sur 2 ans pour chaque rue.</w:t>
+      </w:r>
+    </w:p>
+    <w:p>
+      <w:pPr>
+        <w:pStyle w:val="ListBullet"/>
+        <w:rPr>
+          <w:lang w:val="fr-FR"/>
+        </w:rPr>
+      </w:pPr>
+      <w:r>
+        <w:rPr>
+          <w:lang w:val="fr-FR"/>
+        </w:rPr>
+        <w:lastRenderedPageBreak/>
+        <w:t>Formule : 5 + log₂(1 + densité_appels × 10) × 10 × facteur_densité_bâti, borné entre 5 et 85.</w:t>
+      </w:r>
+    </w:p>
+    <w:p>
+      <w:pPr>
+        <w:pStyle w:val="ListBullet"/>
+        <w:rPr>
+          <w:lang w:val="fr-FR"/>
+        </w:rPr>
+      </w:pPr>
+      <w:r>
+        <w:rPr>
+          <w:lang w:val="fr-FR"/>
+        </w:rPr>
+        <w:t>La densité bâtie (BuildingDensityScore) est récupérée via l'API Overpass (OpenStreetMap), rafraîchie une fois par an.</w:t>
+      </w:r>
+    </w:p>
+    <w:p>
+      <w:pPr>
+        <w:pStyle w:val="ListBullet"/>
+        <w:rPr>
+          <w:lang w:val="fr-FR"/>
+        </w:rPr>
+      </w:pPr>
+      <w:r>
+        <w:rPr>
+          <w:lang w:val="fr-FR"/>
+        </w:rPr>
+        <w:t>Un ajustement relatif (RiskAdjustment) peut être ajouté manuellement (±) au score calculé.</w:t>
+      </w:r>
+    </w:p>
+    <w:p>
+      <w:pPr>
+        <w:pStyle w:val="ListBullet"/>
+        <w:rPr>
+          <w:lang w:val="fr-FR"/>
+        </w:rPr>
+      </w:pPr>
+      <w:r>
+        <w:rPr>
+          <w:lang w:val="fr-FR"/>
+        </w:rPr>
+        <w:t>Mode verrouillé (IsRiskLocked) : l'algorithme n'écrase plus la valeur ; le score absolu est défini manuellement par l'admin.</w:t>
+      </w:r>
+    </w:p>
+    <w:p>
+      <w:pPr>
+        <w:pStyle w:val="Heading2"/>
+        <w:rPr>
+          <w:lang w:val="fr-FR"/>
+        </w:rPr>
+      </w:pPr>
+      <w:r>
+        <w:rPr>
+          <w:lang w:val="fr-FR"/>
+        </w:rPr>
+        <w:t>Formule : CurrentRiskScore = BaseRiskScore + points événements actifs + bonus temporel (plafonné à 80 points).</w:t>
+      </w:r>
+    </w:p>
+    <w:p>
+      <w:pPr>
+        <w:pStyle w:val="Heading2"/>
+        <w:rPr>
+          <w:lang w:val="fr-FR"/>
+        </w:rPr>
+      </w:pPr>
+      <w:r>
+        <w:rPr>
+          <w:lang w:val="fr-FR"/>
+        </w:rPr>
+        <w:t>Le bonus temporel cro</w:t>
+      </w:r>
+      <w:r>
+        <w:rPr>
+          <w:lang w:val="fr-FR"/>
+        </w:rPr>
+        <w:lastRenderedPageBreak/>
+        <w:t>ît proportionnellement au temps écoulé depuis la dernière patrouille, selon le taux de croissance de la rue.</w:t>
+      </w:r>
+    </w:p>
+    <w:p>
+      <w:pPr>
+        <w:pStyle w:val="Heading2"/>
+        <w:rPr>
+          <w:lang w:val="fr-FR"/>
+        </w:rPr>
+      </w:pPr>
+      <w:r>
+        <w:rPr>
+          <w:lang w:val="fr-FR"/>
+        </w:rPr>
+        <w:t>Un StreetRiskEvent (incident signalé) ajoute des points au CurrentRiskScore tant qu'il est actif.</w:t>
+      </w:r>
+    </w:p>
+    <w:p>
+      <w:pPr>
+        <w:pStyle w:val="Heading2"/>
+        <w:rPr>
+          <w:lang w:val="fr-FR"/>
+        </w:rPr>
+      </w:pPr>
+      <w:r>
+        <w:rPr>
+          <w:lang w:val="fr-FR"/>
+        </w:rPr>
+        <w:t>Un PatrolRecord (passage de patrouille) réinitialise CurrentRiskScore vers BaseRiskScore.</w:t>
+      </w:r>
+    </w:p>
+    <w:p>
+      <w:pPr>
+        <w:pStyle w:val="Heading2"/>
+        <w:rPr>
+          <w:lang w:val="fr-FR"/>
+        </w:rPr>
+      </w:pPr>
+      <w:r>
+        <w:rPr>
+          <w:lang w:val="fr-FR"/>
+        </w:rPr>
+        <w:t>La couleur sur la carte reflète le score : vert (≤ 20) → bleu (21–40) → orange (41–70) → rouge (&gt; 70).</w:t>
+      </w:r>
+    </w:p>
+    <w:p>
+      <w:pPr>
+        <w:pStyle w:val="Heading2"/>
+        <w:rPr>
+          <w:lang w:val="fr-FR"/>
+        </w:rPr>
+      </w:pPr>
+      <w:r>
+        <w:rPr>
+          <w:lang w:val="fr-FR"/>
+        </w:rPr>
+        <w:t>Taux de croissance</w:t>
+      </w:r>
+    </w:p>
+    <w:p>
+      <w:pPr>
+        <w:pStyle w:val="Heading2"/>
+        <w:rPr>
+          <w:lang w:val="fr-FR"/>
+        </w:rPr>
+      </w:pPr>
+      <w:r>
+        <w:rPr>
+          <w:lang w:val="fr-FR"/>
+        </w:rPr>
+        <w:t>Chaque rue possède un taux de croissance jour et un taux de croissance nuit, exprimés en points par semaine (type décimal).</w:t>
+      </w:r>
+    </w:p>
+    <w:p>
+      <w:pPr>
+        <w:pStyle w:val="Heading2"/>
+        <w:rPr>
+          <w:lang w:val="fr-FR"/>
+        </w:rPr>
+      </w:pPr>
+      <w:r>
+        <w:rPr>
+          <w:lang w:val="fr-FR"/>
+        </w:rPr>
+        <w:t>Valeurs par défaut : 1,0 pt/semaine de jour, 2,0 pt/semaine de nuit (plage nuit configurable, ex. 22h–6h).</w:t>
+      </w:r>
+    </w:p>
+    <w:p>
+      <w:pPr>
+        <w:pStyle w:val="Heading2"/>
+        <w:rPr>
+          <w:lang w:val="fr-FR"/>
+        </w:rPr>
+      </w:pPr>
+      <w:r>
+        <w:rPr>
+          <w:lang w:val="fr-FR"/>
+        </w:rPr>
+        <w:t>Le taux peut être modifié par rue dans Admin → Rues → icône crayon.</w:t>
+      </w:r>
+    </w:p>
+    <w:p>
+      <w:pPr>
+        <w:pStyle w:val="Heading2"/>
+        <w:rPr>
+          <w:lang w:val="fr-FR"/>
+        </w:rPr>
+      </w:pPr>
+      <w:r>
+        <w:rPr>
+          <w:lang w:val="fr-FR"/>
+        </w:rPr>
+        <w:t>Exemples de montée en rouge (taux par défaut 1,0 pt/sem.)</w:t>
+      </w:r>
+    </w:p>
+    <w:p>
+      <w:pPr>
+        <w:pStyle w:val="Heading2"/>
+        <w:rPr>
+          <w:lang w:val="fr-FR"/>
+        </w:rPr>
+      </w:pPr>
+      <w:r>
+        <w:rPr>
+          <w:lang w:val="fr-FR"/>
+        </w:rPr>
+        <w:t>Rue très calme (BaseRiskScore = 5) : atteint le rouge (&gt; 70) après environ 65 semaines (≈ 15 mois) sans patrouille.</w:t>
+      </w:r>
+    </w:p>
+    <w:p>
+      <w:pPr>
+        <w:pStyle w:val="Heading2"/>
+        <w:rPr>
+          <w:lang w:val="fr-FR"/>
+        </w:rPr>
+      </w:pPr>
+      <w:r>
+        <w:rPr>
+          <w:lang w:val="fr-FR"/>
+        </w:rPr>
+        <w:t>Rue calme (BaseRiskScore = 20) : atteint le rouge après environ 50 semaines (≈ 1 an).</w:t>
+      </w:r>
+    </w:p>
+    <w:p>
+      <w:pPr>
+        <w:pStyle w:val="Heading2"/>
+        <w:rPr>
+          <w:lang w:val="fr-FR"/>
+        </w:rPr>
+      </w:pPr>
+      <w:r>
+        <w:rPr>
+          <w:lang w:val="fr-FR"/>
+        </w:rPr>
+        <w:t>Rue modérée (BaseRiskScore = 40) : atteint le rouge après environ 30 semaines (≈ 7 mois).</w:t>
+      </w:r>
+    </w:p>
+    <w:p>
+      <w:pPr>
+        <w:pStyle w:val="Heading2"/>
+        <w:rPr>
+          <w:lang w:val="fr-FR"/>
+        </w:rPr>
+      </w:pPr>
+      <w:r>
+        <w:rPr>
+          <w:lang w:val="fr-FR"/>
+        </w:rPr>
+        <w:t>De nuit (2,0 pt/sem.) : délai divisé par deux.</w:t>
+      </w:r>
+    </w:p>
+    <w:p>
+      <w:pPr>
+        <w:pStyle w:val="Heading2"/>
+        <w:rPr>
+          <w:lang w:val="fr-FR"/>
+        </w:rPr>
+      </w:pPr>
+      <w:r>
+        <w:rPr>
+          <w:lang w:val="fr-FR"/>
+        </w:rPr>
+        <w:t>Score de base algorithmique (BaseRiskScore)</w:t>
+      </w:r>
+    </w:p>
+    <w:p>
+      <w:pPr>
+        <w:pStyle w:val="Heading2"/>
+        <w:rPr>
+          <w:lang w:val="fr-FR"/>
+        </w:rPr>
+      </w:pPr>
+      <w:r>
+        <w:rPr>
+          <w:lang w:val="fr-FR"/>
+        </w:rPr>
+        <w:t>Un service de calcul nocturne (StreetRiskComputeService) analyse l'historique des appels sur 2 ans pour chaque rue.</w:t>
+      </w:r>
+    </w:p>
+    <w:p>
+      <w:pPr>
+        <w:pStyle w:val="Heading2"/>
+        <w:rPr>
+          <w:lang w:val="fr-FR"/>
+        </w:rPr>
+      </w:pPr>
+      <w:r>
+        <w:rPr>
+          <w:lang w:val="fr-FR"/>
+        </w:rPr>
+        <w:t>Formule : 5 + log₂(1 + densité_appels × 10) × 10 × facteur_densité_bâti, borné entre 5 et 85.</w:t>
+      </w:r>
+    </w:p>
+    <w:p>
+      <w:pPr>
+        <w:pStyle w:val="Heading2"/>
+        <w:rPr>
+          <w:lang w:val="fr-FR"/>
+        </w:rPr>
+      </w:pPr>
+      <w:r>
+        <w:rPr>
+          <w:lang w:val="fr-FR"/>
+        </w:rPr>
+        <w:t>La densité bâtie (BuildingDensityScore) est récupérée via l'API Overpass (OpenStreetMap) une fois par an.</w:t>
+      </w:r>
+    </w:p>
+    <w:p>
+      <w:pPr>
+        <w:pStyle w:val="Heading2"/>
+        <w:rPr>
+          <w:lang w:val="fr-FR"/>
+        </w:rPr>
+      </w:pPr>
+      <w:r>
+        <w:rPr>
+          <w:lang w:val="fr-FR"/>
+        </w:rPr>
+        <w:t>Un Ajustement relatif (RiskAdjustment) peut être ajouté manuellement ± au score calculé.</w:t>
+      </w:r>
+    </w:p>
+    <w:p>
+      <w:pPr>
+        <w:pStyle w:val="Heading2"/>
+        <w:rPr>
+          <w:lang w:val="fr-FR"/>
+        </w:rPr>
+      </w:pPr>
+      <w:r>
+        <w:rPr>
+          <w:lang w:val="fr-FR"/>
+        </w:rPr>
+        <w:t>Mode verrouillé (IsRiskLocked) : l'algorithme n'écrase plus la valeur ; le score absolu est défini manuellement.</w:t>
+      </w:r>
+    </w:p>
+    <w:p>
+      <w:pPr>
+        <w:pStyle w:val="Heading2"/>
+        <w:rPr>
+          <w:lang w:val="fr-FR"/>
+        </w:rPr>
+      </w:pPr>
+      <w:r>
+        <w:rPr>
+          <w:lang w:val="fr-FR"/>
+        </w:rPr>
+        <w:t>Réception d’appels et dispatch de missions</w:t>
+      </w:r>
+      <w:bookmarkEnd w:id="6"/>
+    </w:p>
+    <w:p>
+      <w:pPr>
+        <w:rPr>
+          <w:lang w:val="fr-FR"/>
+        </w:rPr>
+      </w:pPr>
+      <w:r>
+        <w:rPr>
+          <w:lang w:val="fr-FR"/>
+        </w:rPr>
+        <w:t>L’opérateur BackOffice saisit les appels entrants et crée des missions. Le système propose automatiquement la patrouille la plus proche disponible.</w:t>
+      </w:r>
+    </w:p>
+    <w:p>
+      <w:pPr>
+        <w:pStyle w:val="Heading3"/>
+      </w:pPr>
+      <w:bookmarkStart w:id="7" w:name="_Toc233616906"/>
+      <w:r>
+        <w:t>Flux technique</w:t>
+      </w:r>
+      <w:bookmarkEnd w:id="7"/>
+    </w:p>
+    <w:p>
+      <w:pPr>
+        <w:pStyle w:val="ListBullet"/>
+        <w:rPr>
+          <w:lang w:val="fr-FR"/>
+        </w:rPr>
+      </w:pPr>
+      <w:r>
+        <w:rPr>
+          <w:lang w:val="fr-FR"/>
+        </w:rPr>
+        <w:t>L’opérateur crée un Call (adresse, description, catégorie) dans BackOffice → Appels → Nouveau.</w:t>
+      </w:r>
+    </w:p>
+    <w:p>
+      <w:pPr>
+        <w:pStyle w:val="ListBullet"/>
+        <w:rPr>
+          <w:lang w:val="fr-FR"/>
+        </w:rPr>
+      </w:pPr>
+      <w:r>
+        <w:rPr>
+          <w:lang w:val="fr-FR"/>
+        </w:rPr>
+        <w:t>Il déclenche la création d’une Mission depuis le call.</w:t>
+      </w:r>
+    </w:p>
+    <w:p>
+      <w:pPr>
+        <w:pStyle w:val="ListBullet"/>
+        <w:rPr>
+          <w:lang w:val="fr-FR"/>
+        </w:rPr>
+      </w:pPr>
+      <w:r>
+        <w:rPr>
+          <w:lang w:val="fr-FR"/>
+        </w:rPr>
+        <w:t>MissionService calcule les distances et propose les véhicules disponibles triés par proximité.</w:t>
+      </w:r>
+    </w:p>
+    <w:p>
+      <w:pPr>
+        <w:pStyle w:val="ListBullet"/>
+        <w:rPr>
+          <w:lang w:val="fr-FR"/>
+        </w:rPr>
+      </w:pPr>
+      <w:r>
+        <w:rPr>
+          <w:lang w:val="fr-FR"/>
+        </w:rPr>
+        <w:t>Une MissionAssignment est créée pour le véhicule choisi avec statut Proposed.</w:t>
+      </w:r>
+    </w:p>
+    <w:p>
+      <w:pPr>
+        <w:pStyle w:val="ListBullet"/>
+        <w:rPr>
+          <w:lang w:val="fr-FR"/>
+        </w:rPr>
+      </w:pPr>
+      <w:r>
+        <w:rPr>
+          <w:lang w:val="fr-FR"/>
+        </w:rPr>
+        <w:t>Le NotificationCoordinatorService envoie immédiatement un message SignalR au mobile du véhicule (hub PoliceHub → groupe vehicle_{vehicleId}). Le mobile acquitte (ack) la réception ; le serveur annule alors le timer de secours Firebase.</w:t>
+      </w:r>
+    </w:p>
+    <w:p>
+      <w:pPr>
+        <w:pStyle w:val="ListBullet"/>
+        <w:rPr>
+          <w:lang w:val="fr-FR"/>
+        </w:rPr>
+      </w:pPr>
+      <w:r>
+        <w:rPr>
+          <w:lang w:val="fr-FR"/>
+        </w:rPr>
+        <w:t>Le mobile affiche la proposition ; l’agent accepte ou refuse.</w:t>
+      </w:r>
+    </w:p>
+    <w:p>
+      <w:pPr>
+        <w:pStyle w:val="ListBullet"/>
+      </w:pPr>
+      <w:r>
+        <w:rPr>
+          <w:lang w:val="fr-FR"/>
+        </w:rPr>
+        <w:t xml:space="preserve">En cas de refus, la mission est re-proposée au véhicule suivant. </w:t>
+      </w:r>
+      <w:r>
+        <w:t>Le refus est historié.</w:t>
+      </w:r>
+    </w:p>
+    <w:p>
+      <w:pPr>
+        <w:pStyle w:val="ListBullet"/>
+        <w:rPr>
+          <w:lang w:val="fr-FR"/>
+        </w:rPr>
+      </w:pPr>
+      <w:r>
+        <w:rPr>
+          <w:lang w:val="fr-FR"/>
+        </w:rPr>
+        <w:t>Si le mobile ne répond pas (application fermée ou hors réseau), le serveur envoie automatiquement un push Firebase Cloud Messaging (FCM) après 15 secondes de délai de grâce.</w:t>
+      </w:r>
+    </w:p>
+    <w:p>
+      <w:pPr>
+        <w:pStyle w:val="ListBullet"/>
+        <w:rPr>
+          <w:lang w:val="fr-FR"/>
+        </w:rPr>
+      </w:pPr>
+      <w:r>
+        <w:rPr>
+          <w:lang w:val="fr-FR"/>
+        </w:rPr>
+        <w:t>L’acceptation passe le véhicule en statut Busy et la mission en statut InProgress.</w:t>
+      </w:r>
+    </w:p>
+    <w:p>
+      <w:pPr>
+        <w:pStyle w:val="Heading2"/>
+        <w:rPr>
+          <w:lang w:val="fr-FR"/>
+        </w:rPr>
+      </w:pPr>
+      <w:bookmarkStart w:id="8" w:name="_Toc233616907"/>
+      <w:r>
+        <w:rPr>
+          <w:lang w:val="fr-FR"/>
+        </w:rPr>
+        <w:t>GPS et géolocalisation temps réel</w:t>
+      </w:r>
+      <w:bookmarkEnd w:id="8"/>
+    </w:p>
+    <w:p>
+      <w:pPr>
+        <w:rPr>
+          <w:lang w:val="fr-FR"/>
+        </w:rPr>
+      </w:pPr>
+      <w:r>
+        <w:rPr>
+          <w:lang w:val="fr-FR"/>
+        </w:rPr>
+        <w:t>L’application mobile envoie la position GPS des patrouilles au serveur de manière continue. Le serveur diffuse ces positions À tous les opérateurs connectés via SignalR.</w:t>
+      </w:r>
+    </w:p>
+    <w:p>
+      <w:pPr>
+        <w:pStyle w:val="Heading3"/>
+      </w:pPr>
+      <w:bookmarkStart w:id="9" w:name="_Toc233616908"/>
+      <w:r>
+        <w:t>Flux technique</w:t>
+      </w:r>
+      <w:bookmarkEnd w:id="9"/>
+    </w:p>
+    <w:p>
+      <w:pPr>
+        <w:pStyle w:val="ListBullet"/>
+        <w:rPr>
+          <w:lang w:val="fr-FR"/>
+        </w:rPr>
+      </w:pPr>
+      <w:r>
+        <w:rPr>
+          <w:lang w:val="fr-FR"/>
+        </w:rPr>
+        <w:t>Le mobile interroge le GPS toutes les 10 secondes (GpsTrackingService.cs:71 — Task.Delay(10s)).</w:t>
+      </w:r>
+    </w:p>
+    <w:p>
+      <w:pPr>
+        <w:pStyle w:val="ListBullet"/>
+        <w:rPr>
+          <w:lang w:val="fr-FR"/>
+        </w:rPr>
+      </w:pPr>
+      <w:r>
+        <w:rPr>
+          <w:lang w:val="fr-FR"/>
+        </w:rPr>
+        <w:t>À chaque position obtenue, il appelle POST /api/patrol/my-position (GpsTrackingService.cs:82).</w:t>
+      </w:r>
+    </w:p>
+    <w:p>
+      <w:pPr>
+        <w:pStyle w:val="ListBullet"/>
+        <w:rPr>
+          <w:lang w:val="fr-FR"/>
+        </w:rPr>
+      </w:pPr>
+      <w:r>
+        <w:rPr>
+          <w:lang w:val="fr-FR"/>
+        </w:rPr>
+        <w:t>Si un véhicule est actif, il appelle aussi POST /api/vehicles/{vehicleId}/position (GpsTrackingService.cs:91).</w:t>
+      </w:r>
+    </w:p>
+    <w:p>
+      <w:pPr>
+        <w:pStyle w:val="ListBullet"/>
+      </w:pPr>
+      <w:r>
+        <w:t>L’API persiste la position et diffuse via SignalR hub PatrolHub → groupe operators_{tenantId}.</w:t>
+      </w:r>
+    </w:p>
+    <w:p>
+      <w:pPr>
+        <w:pStyle w:val="ListBullet"/>
+        <w:rPr>
+          <w:lang w:val="fr-FR"/>
+        </w:rPr>
+      </w:pPr>
+      <w:r>
+        <w:rPr>
+          <w:lang w:val="fr-FR"/>
+        </w:rPr>
+        <w:t>La carte BackOffice reçoit le message SignalR et déplace le marqueur en temps réel (Leaflet.js).</w:t>
+      </w:r>
+    </w:p>
+    <w:p>
+      <w:pPr>
+        <w:pStyle w:val="Heading3"/>
+        <w:rPr>
+          <w:lang w:val="fr-FR"/>
+        </w:rPr>
+      </w:pPr>
+      <w:bookmarkStart w:id="10" w:name="_Toc233616909"/>
+      <w:r>
+        <w:rPr>
+          <w:lang w:val="fr-FR"/>
+        </w:rPr>
+        <w:t xml:space="preserve">Option </w:t>
+      </w:r>
+      <w:r>
+        <w:rPr>
+          <w:lang w:val="fr-FR"/>
+        </w:rPr>
+        <w:t>à</w:t>
+      </w:r>
+      <w:r>
+        <w:rPr>
+          <w:lang w:val="fr-FR"/>
+        </w:rPr>
+        <w:t xml:space="preserve"> activer</w:t>
+      </w:r>
+      <w:bookmarkEnd w:id="10"/>
+    </w:p>
+    <w:p>
+      <w:pPr>
+        <w:rPr>
+          <w:lang w:val="fr-FR"/>
+        </w:rPr>
+      </w:pPr>
+      <w:r>
+        <w:rPr>
+          <w:lang w:val="fr-FR"/>
+        </w:rPr>
+        <w:t>Tenant.GpsTrackingEnabled = true (activé par défaut). Modifiable via Admin → Paramètre.</w:t>
+      </w:r>
+    </w:p>
+    <w:p>
+      <w:pPr>
+        <w:pStyle w:val="Heading2"/>
+        <w:rPr>
+          <w:lang w:val="fr-FR"/>
+        </w:rPr>
+      </w:pPr>
+      <w:bookmarkStart w:id="11" w:name="_Toc233616910"/>
+      <w:r>
+        <w:rPr>
+          <w:lang w:val="fr-FR"/>
+        </w:rPr>
+        <w:t>Géofencing (alertes de zone)</w:t>
+      </w:r>
+      <w:bookmarkEnd w:id="11"/>
+    </w:p>
+    <w:p>
+      <w:pPr>
+        <w:rPr>
+          <w:lang w:val="fr-FR"/>
+        </w:rPr>
+      </w:pPr>
+      <w:r>
+        <w:rPr>
+          <w:lang w:val="fr-FR"/>
+        </w:rPr>
+        <w:t>Le géofencing détecte automatiquement lorsqu’un véhicule sort de sa zone de patrouille assignée et envoie une alerte aux opérateurs et managers.</w:t>
+      </w:r>
+    </w:p>
+    <w:p>
+      <w:pPr>
+        <w:pStyle w:val="Heading3"/>
+      </w:pPr>
+      <w:bookmarkStart w:id="12" w:name="_Toc233616911"/>
+      <w:r>
+        <w:t>Flux technique</w:t>
+      </w:r>
+      <w:bookmarkEnd w:id="12"/>
+    </w:p>
+    <w:p>
+      <w:pPr>
+        <w:pStyle w:val="ListBullet"/>
+        <w:rPr>
+          <w:lang w:val="fr-FR"/>
+        </w:rPr>
+      </w:pPr>
+      <w:r>
+        <w:rPr>
+          <w:lang w:val="fr-FR"/>
+        </w:rPr>
+        <w:t>Le mobile envoie sa position toutes les 10 secondes.</w:t>
+      </w:r>
+    </w:p>
+    <w:p>
+      <w:pPr>
+        <w:pStyle w:val="ListBullet"/>
+        <w:rPr>
+          <w:lang w:val="fr-FR"/>
+        </w:rPr>
+      </w:pPr>
+      <w:r>
+        <w:rPr>
+          <w:lang w:val="fr-FR"/>
+        </w:rPr>
+        <w:t>T</w:t>
+      </w:r>
+      <w:r>
+        <w:rPr>
+          <w:lang w:val="fr-FR"/>
+        </w:rPr>
+        <w:t>outes les 2 minutes</w:t>
+      </w:r>
+      <w:r>
+        <w:rPr>
+          <w:lang w:val="fr-FR"/>
+        </w:rPr>
+        <w:t>,</w:t>
+      </w:r>
+      <w:r>
+        <w:rPr>
+          <w:lang w:val="fr-FR"/>
+        </w:rPr>
+        <w:t xml:space="preserve"> le serveur</w:t>
+      </w:r>
+      <w:r>
+        <w:rPr>
+          <w:lang w:val="fr-FR"/>
+        </w:rPr>
+        <w:t xml:space="preserve"> charge les véhicules ayant une AssignedGeoZone et une position GPS fraîche (&lt; 10 min).</w:t>
+      </w:r>
+    </w:p>
+    <w:p>
+      <w:pPr>
+        <w:pStyle w:val="ListBullet"/>
+        <w:rPr>
+          <w:lang w:val="fr-FR"/>
+        </w:rPr>
+      </w:pPr>
+      <w:r>
+        <w:rPr>
+          <w:lang w:val="fr-FR"/>
+        </w:rPr>
+        <w:t>La position est testée</w:t>
+      </w:r>
+      <w:r>
+        <w:rPr>
+          <w:lang w:val="fr-FR"/>
+        </w:rPr>
         <w:t>.</w:t>
       </w:r>
+      <w:r>
+        <w:rPr>
+          <w:lang w:val="fr-FR"/>
+        </w:rPr>
+        <w:t xml:space="preserve"> </w:t>
+      </w:r>
+    </w:p>
+    <w:p>
+      <w:pPr>
+        <w:pStyle w:val="ListBullet"/>
+        <w:rPr>
+          <w:lang w:val="fr-FR"/>
+        </w:rPr>
+      </w:pPr>
+      <w:r>
+        <w:rPr>
+          <w:lang w:val="fr-FR"/>
+        </w:rPr>
+        <w:t xml:space="preserve">Si hors zone : diffusion </w:t>
+      </w:r>
+      <w:r>
+        <w:rPr>
+          <w:lang w:val="fr-FR"/>
+        </w:rPr>
+        <w:t xml:space="preserve">d’un message vers l’application mobile </w:t>
+      </w:r>
+      <w:r>
+        <w:rPr>
+          <w:lang w:val="fr-FR"/>
+        </w:rPr>
+        <w:t>+ email aux managers.</w:t>
+      </w:r>
+    </w:p>
+    <w:p>
+      <w:pPr>
+        <w:pStyle w:val="ListBullet"/>
+        <w:rPr>
+          <w:lang w:val="fr-FR"/>
+        </w:rPr>
+      </w:pPr>
+      <w:r>
+        <w:rPr>
+          <w:lang w:val="fr-FR"/>
+        </w:rPr>
+        <w:t>Anti-spam : une alerte max toutes les 30 minutes par véhicule (AlertCooldownMinutes = 30).</w:t>
+      </w:r>
     </w:p>
     <w:p>
       <w:pPr>
         <w:pStyle w:val="Heading3"/>
       </w:pPr>
-      <w:bookmarkStart w:id="1" w:name="_Toc233616899"/>
-      <w:proofErr w:type="spellStart"/>
-      <w:r>
-        <w:t>Rôles</w:t>
-      </w:r>
-      <w:proofErr w:type="spellEnd"/>
-      <w:r>
-        <w:t xml:space="preserve"> </w:t>
-      </w:r>
-      <w:proofErr w:type="spellStart"/>
-      <w:r>
-        <w:t>disponibles</w:t>
-      </w:r>
-      <w:bookmarkEnd w:id="1"/>
-      <w:proofErr w:type="spellEnd"/>
-    </w:p>
-    <w:p>
-      <w:pPr>
-        <w:pStyle w:val="ListBullet"/>
-        <w:rPr>
-          <w:lang w:val="fr-FR"/>
-        </w:rPr>
-      </w:pPr>
-      <w:proofErr w:type="spellStart"/>
-      <w:r>
-        <w:rPr>
-          <w:lang w:val="fr-FR"/>
-        </w:rPr>
-        <w:t>Operator</w:t>
-      </w:r>
-      <w:proofErr w:type="spellEnd"/>
-      <w:r>
-        <w:rPr>
-          <w:lang w:val="fr-FR"/>
-        </w:rPr>
-        <w:t xml:space="preserve"> (0) : saisie des appels, création de missions.</w:t>
-      </w:r>
-    </w:p>
-    <w:p>
-      <w:pPr>
-        <w:pStyle w:val="ListBullet"/>
-      </w:pPr>
-      <w:r>
-        <w:t xml:space="preserve">Officer (1) : agent </w:t>
-      </w:r>
-      <w:proofErr w:type="spellStart"/>
-      <w:r>
-        <w:t>patrouilleur</w:t>
-      </w:r>
-      <w:proofErr w:type="spellEnd"/>
-      <w:r>
-        <w:t xml:space="preserve"> </w:t>
-      </w:r>
-      <w:proofErr w:type="spellStart"/>
-      <w:r>
-        <w:t>classique</w:t>
-      </w:r>
-      <w:proofErr w:type="spellEnd"/>
-      <w:r>
-        <w:t>.</w:t>
-      </w:r>
-    </w:p>
-    <w:p>
-      <w:pPr>
-        <w:pStyle w:val="ListBullet"/>
-        <w:rPr>
-          <w:lang w:val="fr-FR"/>
-        </w:rPr>
-      </w:pPr>
-      <w:r>
-        <w:rPr>
-          <w:lang w:val="fr-FR"/>
-        </w:rPr>
-        <w:t>Verbalisateur (2) : ASVP — accès module verbalisation uniquement.</w:t>
-      </w:r>
-    </w:p>
-    <w:p>
-      <w:pPr>
-        <w:pStyle w:val="ListBullet"/>
-        <w:rPr>
-          <w:lang w:val="fr-FR"/>
-        </w:rPr>
-      </w:pPr>
-      <w:r>
-        <w:rPr>
-          <w:lang w:val="fr-FR"/>
-        </w:rPr>
-        <w:t>Manager (3) : tableau de bord, statistiques, rapports.</w:t>
-      </w:r>
-    </w:p>
-    <w:p>
-      <w:pPr>
-        <w:pStyle w:val="ListBullet"/>
-        <w:rPr>
-          <w:lang w:val="fr-FR"/>
-        </w:rPr>
-      </w:pPr>
-      <w:r>
-        <w:rPr>
-          <w:lang w:val="fr-FR"/>
-        </w:rPr>
-        <w:t>Admin (4) : gestion complète du tenant (utilisateurs, véhicules, paramètres).</w:t>
-      </w:r>
-    </w:p>
-    <w:p>
-      <w:pPr>
-        <w:pStyle w:val="ListBullet"/>
-        <w:rPr>
-          <w:lang w:val="fr-FR"/>
-        </w:rPr>
-      </w:pPr>
-      <w:proofErr w:type="spellStart"/>
-      <w:r>
-        <w:rPr>
-          <w:lang w:val="fr-FR"/>
-        </w:rPr>
-        <w:t>PatrolLeader</w:t>
-      </w:r>
-      <w:proofErr w:type="spellEnd"/>
-      <w:r>
-        <w:rPr>
-          <w:lang w:val="fr-FR"/>
-        </w:rPr>
-        <w:t xml:space="preserve"> (5) : chef de patrouille, active la patrouille, menu étendu.</w:t>
-      </w:r>
-    </w:p>
-    <w:p>
-      <w:pPr>
-        <w:pStyle w:val="ListBullet"/>
-        <w:rPr>
-          <w:lang w:val="fr-FR"/>
-        </w:rPr>
-      </w:pPr>
-      <w:proofErr w:type="spellStart"/>
-      <w:r>
-        <w:rPr>
-          <w:lang w:val="fr-FR"/>
-        </w:rPr>
-        <w:t>PatrolAgent</w:t>
-      </w:r>
-      <w:proofErr w:type="spellEnd"/>
-      <w:r>
-        <w:rPr>
-          <w:lang w:val="fr-FR"/>
-        </w:rPr>
-        <w:t xml:space="preserve"> (6) : agent dans la patrouille, géolocalisation individuelle.</w:t>
-      </w:r>
-    </w:p>
-    <w:p>
-      <w:pPr>
-        <w:pStyle w:val="ListBullet"/>
-        <w:rPr>
-          <w:lang w:val="fr-FR"/>
-        </w:rPr>
-      </w:pPr>
-      <w:proofErr w:type="spellStart"/>
-      <w:r>
-        <w:rPr>
-          <w:lang w:val="fr-FR"/>
-        </w:rPr>
-        <w:t>SuperAdmin</w:t>
-      </w:r>
-      <w:proofErr w:type="spellEnd"/>
-      <w:r>
-        <w:rPr>
-          <w:lang w:val="fr-FR"/>
-        </w:rPr>
-        <w:t xml:space="preserve"> (99) : accès cross-tenant, gestion des villes/tenants </w:t>
-      </w:r>
-      <w:proofErr w:type="spellStart"/>
-      <w:r>
-        <w:rPr>
-          <w:lang w:val="fr-FR"/>
-        </w:rPr>
-        <w:t>PrediCop</w:t>
-      </w:r>
-      <w:proofErr w:type="spellEnd"/>
-      <w:r>
-        <w:rPr>
-          <w:lang w:val="fr-FR"/>
-        </w:rPr>
-        <w:t>.</w:t>
-      </w:r>
-    </w:p>
-    <w:p>
-      <w:pPr>
-        <w:pStyle w:val="Heading3"/>
-        <w:rPr>
-          <w:lang w:val="fr-FR"/>
-        </w:rPr>
-      </w:pPr>
-      <w:bookmarkStart w:id="2" w:name="_Toc233616900"/>
-      <w:r>
-        <w:rPr>
-          <w:lang w:val="fr-FR"/>
-        </w:rPr>
-        <w:t xml:space="preserve">Connexion </w:t>
-      </w:r>
-      <w:proofErr w:type="spellStart"/>
-      <w:r>
-        <w:rPr>
-          <w:lang w:val="fr-FR"/>
-        </w:rPr>
-        <w:t>SuperAdmin</w:t>
-      </w:r>
-      <w:bookmarkEnd w:id="2"/>
-      <w:proofErr w:type="spellEnd"/>
-    </w:p>
-    <w:p>
-      <w:pPr>
-        <w:rPr>
-          <w:lang w:val="fr-FR"/>
-        </w:rPr>
-      </w:pPr>
-      <w:r>
-        <w:rPr>
-          <w:lang w:val="fr-FR"/>
-        </w:rPr>
-        <w:t xml:space="preserve">Sur la page de login, cliquer sur l’icône bouclier en bas de page pour activer le mode Super Admin. Le slug </w:t>
-      </w:r>
-      <w:proofErr w:type="spellStart"/>
-      <w:r>
-        <w:rPr>
-          <w:lang w:val="fr-FR"/>
-        </w:rPr>
-        <w:t>predicop</w:t>
-      </w:r>
-      <w:proofErr w:type="spellEnd"/>
-      <w:r>
-        <w:rPr>
-          <w:lang w:val="fr-FR"/>
-        </w:rPr>
-        <w:t xml:space="preserve"> est utilisé automatiquement. </w:t>
-      </w:r>
-    </w:p>
-    <w:p>
-      <w:pPr>
-        <w:rPr>
-          <w:lang w:val="fr-FR"/>
-        </w:rPr>
-      </w:pPr>
-      <w:r>
-        <w:rPr>
-          <w:lang w:val="fr-FR"/>
-        </w:rPr>
-        <w:t xml:space="preserve">Identifiants par défaut : </w:t>
-      </w:r>
-      <w:r>
-        <w:rPr>
-          <w:lang w:val="fr-FR"/>
-        </w:rPr>
-        <w:t>v</w:t>
-      </w:r>
-      <w:r>
-        <w:rPr>
-          <w:lang w:val="fr-FR"/>
-        </w:rPr>
-        <w:t>oir documentation technique interne</w:t>
+      <w:bookmarkStart w:id="13" w:name="_Toc233616912"/>
+      <w:r>
+        <w:t>Configuration requise</w:t>
+      </w:r>
+      <w:bookmarkEnd w:id="13"/>
+    </w:p>
+    <w:p>
+      <w:pPr>
+        <w:pStyle w:val="ListBullet"/>
+      </w:pPr>
+      <w:r>
+        <w:t>Activer : GeofencingEnabled = true (rôle Admin).</w:t>
+      </w:r>
+    </w:p>
+    <w:p>
+      <w:pPr>
+        <w:pStyle w:val="ListBullet"/>
+        <w:rPr>
+          <w:lang w:val="fr-FR"/>
+        </w:rPr>
+      </w:pPr>
+      <w:r>
+        <w:rPr>
+          <w:lang w:val="fr-FR"/>
+        </w:rPr>
+        <w:t>Créer des zones dans Admin → GeoZones (polygone dessiné sur carte Leaflet).</w:t>
+      </w:r>
+    </w:p>
+    <w:p>
+      <w:pPr>
+        <w:pStyle w:val="ListBullet"/>
+        <w:rPr>
+          <w:lang w:val="fr-FR"/>
+        </w:rPr>
+      </w:pPr>
+      <w:r>
+        <w:rPr>
+          <w:lang w:val="fr-FR"/>
+        </w:rPr>
+        <w:t xml:space="preserve">Assigner une zone </w:t>
+      </w:r>
+      <w:r>
+        <w:rPr>
+          <w:lang w:val="fr-FR"/>
+        </w:rPr>
+        <w:t>à</w:t>
+      </w:r>
+      <w:r>
+        <w:rPr>
+          <w:lang w:val="fr-FR"/>
+        </w:rPr>
+        <w:t xml:space="preserve"> chaque véhicule : Admin → Véhicules → Modifier → champ « Zone de patrouille ».</w:t>
       </w:r>
     </w:p>
     <w:p>
@@ -2200,1733 +3383,182 @@
           <w:lang w:val="fr-FR"/>
         </w:rPr>
       </w:pPr>
-      <w:bookmarkStart w:id="3" w:name="_Toc233616901"/>
-      <w:r>
-        <w:rPr>
-          <w:lang w:val="fr-FR"/>
-        </w:rPr>
-        <w:t>Gestion des villes / tenants (</w:t>
-      </w:r>
-      <w:proofErr w:type="spellStart"/>
-      <w:r>
-        <w:rPr>
-          <w:lang w:val="fr-FR"/>
-        </w:rPr>
-        <w:t>SuperAdmin</w:t>
-      </w:r>
-      <w:proofErr w:type="spellEnd"/>
-      <w:r>
-        <w:rPr>
-          <w:lang w:val="fr-FR"/>
-        </w:rPr>
-        <w:t>)</w:t>
-      </w:r>
-      <w:bookmarkEnd w:id="3"/>
-    </w:p>
-    <w:p>
-      <w:pPr>
-        <w:rPr>
-          <w:lang w:val="fr-FR"/>
-        </w:rPr>
-      </w:pPr>
-      <w:r>
-        <w:rPr>
-          <w:lang w:val="fr-FR"/>
-        </w:rPr>
-        <w:t xml:space="preserve">Le rôle </w:t>
-      </w:r>
-      <w:proofErr w:type="spellStart"/>
-      <w:r>
-        <w:rPr>
-          <w:lang w:val="fr-FR"/>
-        </w:rPr>
-        <w:t>SuperAdmin</w:t>
-      </w:r>
-      <w:proofErr w:type="spellEnd"/>
-      <w:r>
-        <w:rPr>
-          <w:lang w:val="fr-FR"/>
-        </w:rPr>
-        <w:t xml:space="preserve"> permet de créer et gérer les tenants (villes) sans passer par le flux de paiement Stripe. </w:t>
-      </w:r>
-      <w:r>
-        <w:rPr>
-          <w:lang w:val="fr-FR"/>
-        </w:rPr>
-        <w:t>Accessible via le menu Super Admin → Villes / Tenants.</w:t>
-      </w:r>
-    </w:p>
-    <w:p>
-      <w:pPr>
-        <w:pStyle w:val="Heading3"/>
-        <w:rPr>
-          <w:lang w:val="fr-FR"/>
-        </w:rPr>
-      </w:pPr>
-      <w:bookmarkStart w:id="4" w:name="_Toc233616902"/>
-      <w:r>
-        <w:rPr>
-          <w:lang w:val="fr-FR"/>
-        </w:rPr>
-        <w:t>Fonctionnalités</w:t>
-      </w:r>
-      <w:bookmarkEnd w:id="4"/>
-    </w:p>
-    <w:p>
-      <w:pPr>
-        <w:pStyle w:val="ListBullet"/>
-        <w:rPr>
-          <w:lang w:val="fr-FR"/>
-        </w:rPr>
-      </w:pPr>
-      <w:r>
-        <w:rPr>
-          <w:lang w:val="fr-FR"/>
-        </w:rPr>
-        <w:t>Liste de tous les tenants : nom, slug, plan, statut abonnement, compteurs utilisateurs/véhicules, date de création.</w:t>
-      </w:r>
-    </w:p>
-    <w:p>
-      <w:pPr>
-        <w:pStyle w:val="ListBullet"/>
-        <w:rPr>
-          <w:lang w:val="fr-FR"/>
-        </w:rPr>
-      </w:pPr>
-      <w:r>
-        <w:rPr>
-          <w:lang w:val="fr-FR"/>
-        </w:rPr>
-        <w:t>Création d’un tenant : nom, slug unique, plan (Essential/Standard/Premium), limites, compte Admin initial.</w:t>
-      </w:r>
-    </w:p>
-    <w:p>
-      <w:pPr>
-        <w:pStyle w:val="ListBullet"/>
-        <w:rPr>
-          <w:lang w:val="fr-FR"/>
-        </w:rPr>
-      </w:pPr>
-      <w:r>
-        <w:rPr>
-          <w:lang w:val="fr-FR"/>
-        </w:rPr>
-        <w:t>Modification : nom, plan, statut abonnement, limites, activation/suspension.</w:t>
-      </w:r>
-    </w:p>
-    <w:p>
-      <w:pPr>
-        <w:pStyle w:val="ListBullet"/>
-        <w:rPr>
-          <w:lang w:val="fr-FR"/>
-        </w:rPr>
-      </w:pPr>
-      <w:r>
-        <w:rPr>
-          <w:lang w:val="fr-FR"/>
-        </w:rPr>
-        <w:t xml:space="preserve">Activation/suspension rapide depuis la liste (bouton </w:t>
-      </w:r>
-      <w:proofErr w:type="spellStart"/>
-      <w:r>
-        <w:rPr>
-          <w:lang w:val="fr-FR"/>
-        </w:rPr>
-        <w:t>toggle</w:t>
-      </w:r>
-      <w:proofErr w:type="spellEnd"/>
-      <w:r>
-        <w:rPr>
-          <w:lang w:val="fr-FR"/>
-        </w:rPr>
-        <w:t>).</w:t>
-      </w:r>
-    </w:p>
-    <w:p>
-      <w:pPr>
-        <w:pStyle w:val="ListBullet"/>
-        <w:rPr>
-          <w:lang w:val="fr-FR"/>
-        </w:rPr>
-      </w:pPr>
-      <w:r>
-        <w:rPr>
-          <w:lang w:val="fr-FR"/>
-        </w:rPr>
-        <w:t>API : /api/</w:t>
-      </w:r>
-      <w:proofErr w:type="spellStart"/>
-      <w:r>
-        <w:rPr>
-          <w:lang w:val="fr-FR"/>
-        </w:rPr>
-        <w:t>superadmin</w:t>
-      </w:r>
-      <w:proofErr w:type="spellEnd"/>
-      <w:r>
-        <w:rPr>
-          <w:lang w:val="fr-FR"/>
-        </w:rPr>
-        <w:t xml:space="preserve">/tenants — protégée par </w:t>
-      </w:r>
-      <w:proofErr w:type="spellStart"/>
-      <w:r>
-        <w:rPr>
-          <w:lang w:val="fr-FR"/>
-        </w:rPr>
-        <w:t>Authorize</w:t>
-      </w:r>
-      <w:proofErr w:type="spellEnd"/>
-      <w:r>
-        <w:rPr>
-          <w:lang w:val="fr-FR"/>
-        </w:rPr>
-        <w:t>(</w:t>
-      </w:r>
-      <w:proofErr w:type="spellStart"/>
-      <w:r>
-        <w:rPr>
-          <w:lang w:val="fr-FR"/>
-        </w:rPr>
-        <w:t>Roles</w:t>
-      </w:r>
-      <w:proofErr w:type="spellEnd"/>
-      <w:r>
-        <w:rPr>
-          <w:lang w:val="fr-FR"/>
-        </w:rPr>
-        <w:t xml:space="preserve"> = </w:t>
-      </w:r>
-      <w:proofErr w:type="spellStart"/>
-      <w:r>
-        <w:rPr>
-          <w:lang w:val="fr-FR"/>
-        </w:rPr>
-        <w:t>SuperAdmin</w:t>
-      </w:r>
-      <w:proofErr w:type="spellEnd"/>
-      <w:r>
-        <w:rPr>
-          <w:lang w:val="fr-FR"/>
-        </w:rPr>
-        <w:t>).</w:t>
+      <w:bookmarkStart w:id="14" w:name="_Toc233616913"/>
+      <w:r>
+        <w:rPr>
+          <w:lang w:val="fr-FR"/>
+        </w:rPr>
+        <w:t>Module Verbalisation électronique</w:t>
+      </w:r>
+      <w:bookmarkEnd w:id="14"/>
+    </w:p>
+    <w:p>
+      <w:pPr>
+        <w:rPr>
+          <w:lang w:val="fr-FR"/>
+        </w:rPr>
+      </w:pPr>
+      <w:r>
+        <w:rPr>
+          <w:lang w:val="fr-FR"/>
+        </w:rPr>
+        <w:t>Permet aux agents de créer des procès-verbaux électroniques depuis le mobile, avec signature et export ANTAI.</w:t>
+      </w:r>
+    </w:p>
+    <w:p>
+      <w:pPr>
+        <w:pStyle w:val="ListBullet"/>
+        <w:rPr>
+          <w:lang w:val="fr-FR"/>
+        </w:rPr>
+      </w:pPr>
+      <w:r>
+        <w:rPr>
+          <w:lang w:val="fr-FR"/>
+        </w:rPr>
+        <w:t>Création d’un ticket (PV) depuis le mobile : plaque, infraction, coordonnées GPS.</w:t>
+      </w:r>
+    </w:p>
+    <w:p>
+      <w:pPr>
+        <w:pStyle w:val="ListBullet"/>
+      </w:pPr>
+      <w:r>
+        <w:t>Numérotation automatique côté serveur.</w:t>
+      </w:r>
+    </w:p>
+    <w:p>
+      <w:pPr>
+        <w:pStyle w:val="ListBullet"/>
+        <w:rPr>
+          <w:lang w:val="fr-FR"/>
+        </w:rPr>
+      </w:pPr>
+      <w:r>
+        <w:rPr>
+          <w:lang w:val="fr-FR"/>
+        </w:rPr>
+        <w:t>Signature électronique sur l’écran mobile.</w:t>
+      </w:r>
+    </w:p>
+    <w:p>
+      <w:pPr>
+        <w:pStyle w:val="ListBullet"/>
+        <w:rPr>
+          <w:lang w:val="fr-FR"/>
+        </w:rPr>
+      </w:pPr>
+      <w:r>
+        <w:rPr>
+          <w:lang w:val="fr-FR"/>
+        </w:rPr>
+        <w:t>Export CSV/Excel au format ANTAI pour transmission À la préfecture.</w:t>
+      </w:r>
+    </w:p>
+    <w:p>
+      <w:pPr>
+        <w:pStyle w:val="ListBullet"/>
+        <w:rPr>
+          <w:lang w:val="fr-FR"/>
+        </w:rPr>
+      </w:pPr>
+      <w:r>
+        <w:rPr>
+          <w:lang w:val="fr-FR"/>
+        </w:rPr>
+        <w:t>Statistiques des verbalisations dans le Dashboard Manager.</w:t>
+      </w:r>
+    </w:p>
+    <w:p>
+      <w:pPr>
+        <w:pStyle w:val="ListBullet"/>
+      </w:pPr>
+      <w:r>
+        <w:t>Activation : Tenant.ModuleVerbalisationEnabled = true via Admin → Paramètres → Modules.</w:t>
       </w:r>
     </w:p>
     <w:p>
       <w:pPr>
         <w:pStyle w:val="Heading2"/>
-        <w:rPr>
-          <w:lang w:val="fr-FR"/>
-        </w:rPr>
-      </w:pPr>
-      <w:bookmarkStart w:id="5" w:name="_Toc233616903"/>
-      <w:r>
-        <w:rPr>
-          <w:lang w:val="fr-FR"/>
-        </w:rPr>
-        <w:t>Indice de risque des rues</w:t>
-      </w:r>
-      <w:bookmarkEnd w:id="5"/>
-    </w:p>
-    <w:p>
-      <w:pPr>
-        <w:rPr>
-          <w:lang w:val="fr-FR"/>
-        </w:rPr>
-      </w:pPr>
-      <w:proofErr w:type="spellStart"/>
-      <w:r>
-        <w:rPr>
-          <w:lang w:val="fr-FR"/>
-        </w:rPr>
-        <w:t>PrediCop</w:t>
-      </w:r>
-      <w:proofErr w:type="spellEnd"/>
-      <w:r>
-        <w:rPr>
-          <w:lang w:val="fr-FR"/>
-        </w:rPr>
-        <w:t xml:space="preserve"> calcule un score de risque dynamique pour chaque rue du tenant. Ce score augmente avec le temps et les incidents, et diminue après le passage d’une </w:t>
-      </w:r>
-      <w:r>
-        <w:rPr>
-          <w:lang w:val="fr-FR"/>
-        </w:rPr>
-        <w:lastRenderedPageBreak/>
-        <w:t>patrouille.</w:t>
-      </w:r>
-      <w:r>
-        <w:rPr>
-          <w:lang w:val="fr-FR"/>
-        </w:rPr>
-        <w:t xml:space="preserve"> Ceci permet d’</w:t>
-      </w:r>
-      <w:proofErr w:type="spellStart"/>
-      <w:r>
-        <w:rPr>
-          <w:lang w:val="fr-FR"/>
-        </w:rPr>
-        <w:t>idiquer</w:t>
-      </w:r>
-      <w:proofErr w:type="spellEnd"/>
-      <w:r>
-        <w:rPr>
-          <w:lang w:val="fr-FR"/>
-        </w:rPr>
-        <w:t xml:space="preserve"> aux patrouilles les rondes à faire lorsqu’aucune mission ne leur est assignée.</w:t>
-      </w:r>
-    </w:p>
-    <w:p>
-      <w:pPr>
-        <w:pStyle w:val="Heading3"/>
-        <w:rPr>
-          <w:lang w:val="fr-FR"/>
-        </w:rPr>
-      </w:pPr>
-      <w:bookmarkStart w:id="6" w:name="_Toc233616904"/>
-      <w:r>
-        <w:rPr>
-          <w:lang w:val="fr-FR"/>
-        </w:rPr>
-        <w:t>Algorithme</w:t>
-      </w:r>
-      <w:bookmarkEnd w:id="6"/>
-    </w:p>
-    <w:p>
-      <w:pPr>
-        <w:pStyle w:val="ListBullet"/>
-        <w:rPr>
-          <w:lang w:val="fr-FR"/>
-        </w:rPr>
-      </w:pPr>
-      <w:r>
-        <w:rPr>
-          <w:lang w:val="fr-FR"/>
-        </w:rPr>
-        <w:t xml:space="preserve">Chaque rue dispose d’un </w:t>
-      </w:r>
-      <w:proofErr w:type="spellStart"/>
-      <w:r>
-        <w:rPr>
-          <w:lang w:val="fr-FR"/>
-        </w:rPr>
-        <w:t>BaseRiskScore</w:t>
-      </w:r>
-      <w:proofErr w:type="spellEnd"/>
-      <w:r>
-        <w:rPr>
-          <w:lang w:val="fr-FR"/>
-        </w:rPr>
-        <w:t xml:space="preserve"> (risque de référence) et d’un </w:t>
-      </w:r>
-      <w:proofErr w:type="spellStart"/>
-      <w:r>
-        <w:rPr>
-          <w:lang w:val="fr-FR"/>
-        </w:rPr>
-        <w:t>CurrentRiskScore</w:t>
-      </w:r>
-      <w:proofErr w:type="spellEnd"/>
-      <w:r>
-        <w:rPr>
-          <w:lang w:val="fr-FR"/>
-        </w:rPr>
-        <w:t>.</w:t>
-      </w:r>
-    </w:p>
-    <w:p>
-      <w:pPr>
-        <w:pStyle w:val="ListBullet"/>
-        <w:rPr>
-          <w:lang w:val="fr-FR"/>
-        </w:rPr>
-      </w:pPr>
-      <w:r>
-        <w:rPr>
-          <w:lang w:val="fr-FR"/>
-        </w:rPr>
-        <w:t xml:space="preserve">Un </w:t>
-      </w:r>
-      <w:proofErr w:type="spellStart"/>
-      <w:r>
-        <w:rPr>
-          <w:lang w:val="fr-FR"/>
-        </w:rPr>
-        <w:t>StreetRiskEvent</w:t>
-      </w:r>
-      <w:proofErr w:type="spellEnd"/>
-      <w:r>
-        <w:rPr>
-          <w:lang w:val="fr-FR"/>
-        </w:rPr>
-        <w:t xml:space="preserve"> (incident signalé) incrémente </w:t>
-      </w:r>
-      <w:proofErr w:type="spellStart"/>
-      <w:r>
-        <w:rPr>
-          <w:lang w:val="fr-FR"/>
-        </w:rPr>
-        <w:t>CurrentRiskScore</w:t>
-      </w:r>
-      <w:proofErr w:type="spellEnd"/>
-      <w:r>
-        <w:rPr>
-          <w:lang w:val="fr-FR"/>
-        </w:rPr>
-        <w:t>.</w:t>
-      </w:r>
-    </w:p>
-    <w:p>
-      <w:pPr>
-        <w:pStyle w:val="ListBullet"/>
-        <w:rPr>
-          <w:lang w:val="fr-FR"/>
-        </w:rPr>
-      </w:pPr>
-      <w:r>
-        <w:rPr>
-          <w:lang w:val="fr-FR"/>
-        </w:rPr>
-        <w:t xml:space="preserve">Un </w:t>
-      </w:r>
-      <w:proofErr w:type="spellStart"/>
-      <w:r>
-        <w:rPr>
-          <w:lang w:val="fr-FR"/>
-        </w:rPr>
-        <w:t>PatrolRecord</w:t>
-      </w:r>
-      <w:proofErr w:type="spellEnd"/>
-      <w:r>
-        <w:rPr>
-          <w:lang w:val="fr-FR"/>
-        </w:rPr>
-        <w:t xml:space="preserve"> (passage de patrouille) réinitialise </w:t>
-      </w:r>
-      <w:proofErr w:type="spellStart"/>
-      <w:r>
-        <w:rPr>
-          <w:lang w:val="fr-FR"/>
-        </w:rPr>
-        <w:t>CurrentRiskScore</w:t>
-      </w:r>
-      <w:proofErr w:type="spellEnd"/>
-      <w:r>
-        <w:rPr>
-          <w:lang w:val="fr-FR"/>
-        </w:rPr>
-        <w:t xml:space="preserve"> vers </w:t>
-      </w:r>
-      <w:proofErr w:type="spellStart"/>
-      <w:r>
-        <w:rPr>
-          <w:lang w:val="fr-FR"/>
-        </w:rPr>
-        <w:t>BaseRiskScore</w:t>
-      </w:r>
-      <w:proofErr w:type="spellEnd"/>
-      <w:r>
-        <w:rPr>
-          <w:lang w:val="fr-FR"/>
-        </w:rPr>
-        <w:t>.</w:t>
-      </w:r>
-    </w:p>
-    <w:p>
-      <w:pPr>
-        <w:pStyle w:val="ListBullet"/>
-        <w:rPr>
-          <w:lang w:val="fr-FR"/>
-        </w:rPr>
-      </w:pPr>
-      <w:r>
-        <w:rPr>
-          <w:lang w:val="fr-FR"/>
-        </w:rPr>
-        <w:t xml:space="preserve">Un background service augmente progressivement </w:t>
-      </w:r>
-      <w:proofErr w:type="spellStart"/>
-      <w:r>
-        <w:rPr>
-          <w:lang w:val="fr-FR"/>
-        </w:rPr>
-        <w:t>CurrentRiskScore</w:t>
-      </w:r>
-      <w:proofErr w:type="spellEnd"/>
-      <w:r>
-        <w:rPr>
-          <w:lang w:val="fr-FR"/>
-        </w:rPr>
-        <w:t xml:space="preserve"> si la rue n’a pas été </w:t>
-      </w:r>
-      <w:proofErr w:type="spellStart"/>
-      <w:r>
-        <w:rPr>
-          <w:lang w:val="fr-FR"/>
-        </w:rPr>
-        <w:t>patrolée</w:t>
-      </w:r>
-      <w:proofErr w:type="spellEnd"/>
-      <w:r>
-        <w:rPr>
-          <w:lang w:val="fr-FR"/>
-        </w:rPr>
-        <w:t xml:space="preserve"> récemment.</w:t>
-      </w:r>
-    </w:p>
-    <w:p>
-      <w:pPr>
-        <w:pStyle w:val="ListBullet"/>
-        <w:rPr>
-          <w:lang w:val="fr-FR"/>
-        </w:rPr>
-      </w:pPr>
-      <w:r>
-        <w:rPr>
-          <w:lang w:val="fr-FR"/>
-        </w:rPr>
-        <w:t>La couleur sur la carte reflète le score : vert (faible) → orange → rouge (élevé).</w:t>
+      </w:pPr>
+      <w:bookmarkStart w:id="15" w:name="_Toc233616914"/>
+      <w:r>
+        <w:t>Module Planning</w:t>
+      </w:r>
+      <w:bookmarkEnd w:id="15"/>
+    </w:p>
+    <w:p>
+      <w:r>
+        <w:rPr>
+          <w:lang w:val="fr-FR"/>
+        </w:rPr>
+        <w:t xml:space="preserve">Gestion des vacations, congés et profils d’urgence des agents. </w:t>
+      </w:r>
+      <w:r>
+        <w:t>Workflow d’approbation intégré.</w:t>
+      </w:r>
+    </w:p>
+    <w:p>
+      <w:pPr>
+        <w:pStyle w:val="ListBullet"/>
+        <w:rPr>
+          <w:lang w:val="fr-FR"/>
+        </w:rPr>
+      </w:pPr>
+      <w:r>
+        <w:rPr>
+          <w:lang w:val="fr-FR"/>
+        </w:rPr>
+        <w:t>Création et visualisation des plannings de vacations par période.</w:t>
+      </w:r>
+    </w:p>
+    <w:p>
+      <w:pPr>
+        <w:pStyle w:val="ListBullet"/>
+        <w:rPr>
+          <w:lang w:val="fr-FR"/>
+        </w:rPr>
+      </w:pPr>
+      <w:r>
+        <w:rPr>
+          <w:lang w:val="fr-FR"/>
+        </w:rPr>
+        <w:t>Demandes de congé avec workflow approbation Manager/Admin.</w:t>
+      </w:r>
+    </w:p>
+    <w:p>
+      <w:pPr>
+        <w:pStyle w:val="ListBullet"/>
+        <w:rPr>
+          <w:lang w:val="fr-FR"/>
+        </w:rPr>
+      </w:pPr>
+      <w:r>
+        <w:rPr>
+          <w:lang w:val="fr-FR"/>
+        </w:rPr>
+        <w:t>Profils d’urgence : groupe sanguin, contacts, informations médicales (chiffré, RGPD Art. 9).</w:t>
+      </w:r>
+    </w:p>
+    <w:p>
+      <w:pPr>
+        <w:pStyle w:val="ListBullet"/>
+      </w:pPr>
+      <w:r>
+        <w:t>Activation : Tenant.ModulePlanningEnabled = true.</w:t>
       </w:r>
     </w:p>
     <w:p>
       <w:pPr>
         <w:pStyle w:val="Heading2"/>
-        <w:rPr>
-          <w:lang w:val="fr-FR"/>
-        </w:rPr>
-      </w:pPr>
-      <w:bookmarkStart w:id="7" w:name="_Toc233616905"/>
-      <w:r>
-        <w:rPr>
-          <w:lang w:val="fr-FR"/>
-        </w:rPr>
-        <w:t>Réception d’appels et dispatch de missions</w:t>
-      </w:r>
-      <w:bookmarkEnd w:id="7"/>
-    </w:p>
-    <w:p>
-      <w:pPr>
-        <w:rPr>
-          <w:lang w:val="fr-FR"/>
-        </w:rPr>
-      </w:pPr>
-      <w:r>
-        <w:rPr>
-          <w:lang w:val="fr-FR"/>
-        </w:rPr>
-        <w:t>L’opérateur BackOffice saisit les appels entrants et crée des missions. Le système propose automatiquement la patrouille la plus proche disponible.</w:t>
-      </w:r>
-    </w:p>
-    <w:p>
-      <w:pPr>
-        <w:pStyle w:val="Heading3"/>
-      </w:pPr>
-      <w:bookmarkStart w:id="8" w:name="_Toc233616906"/>
-      <w:r>
-        <w:t>Flux technique</w:t>
-      </w:r>
-      <w:bookmarkEnd w:id="8"/>
-    </w:p>
-    <w:p>
-      <w:pPr>
-        <w:pStyle w:val="ListBullet"/>
-        <w:rPr>
-          <w:lang w:val="fr-FR"/>
-        </w:rPr>
-      </w:pPr>
-      <w:r>
-        <w:rPr>
-          <w:lang w:val="fr-FR"/>
-        </w:rPr>
-        <w:t>L’opérateur crée un Call (adresse, description, catégorie) dans BackOffice → Appels → Nouveau.</w:t>
-      </w:r>
-    </w:p>
-    <w:p>
-      <w:pPr>
-        <w:pStyle w:val="ListBullet"/>
-        <w:rPr>
-          <w:lang w:val="fr-FR"/>
-        </w:rPr>
-      </w:pPr>
-      <w:r>
-        <w:rPr>
-          <w:lang w:val="fr-FR"/>
-        </w:rPr>
-        <w:t>Il déclenche la création d’une Mission depuis le call.</w:t>
-      </w:r>
-    </w:p>
-    <w:p>
-      <w:pPr>
-        <w:pStyle w:val="ListBullet"/>
-        <w:rPr>
-          <w:lang w:val="fr-FR"/>
-        </w:rPr>
-      </w:pPr>
-      <w:proofErr w:type="spellStart"/>
-      <w:r>
-        <w:rPr>
-          <w:lang w:val="fr-FR"/>
-        </w:rPr>
-        <w:t>MissionService</w:t>
-      </w:r>
-      <w:proofErr w:type="spellEnd"/>
-      <w:r>
-        <w:rPr>
-          <w:lang w:val="fr-FR"/>
-        </w:rPr>
-        <w:t xml:space="preserve"> calcule les distances et propose les véhicules disponibles triés par proximité.</w:t>
-      </w:r>
-    </w:p>
-    <w:p>
-      <w:pPr>
-        <w:pStyle w:val="ListBullet"/>
-        <w:rPr>
-          <w:lang w:val="fr-FR"/>
-        </w:rPr>
-      </w:pPr>
-      <w:r>
-        <w:rPr>
-          <w:lang w:val="fr-FR"/>
-        </w:rPr>
-        <w:t xml:space="preserve">Une </w:t>
-      </w:r>
-      <w:proofErr w:type="spellStart"/>
-      <w:r>
-        <w:rPr>
-          <w:lang w:val="fr-FR"/>
-        </w:rPr>
-        <w:t>MissionAssignment</w:t>
-      </w:r>
-      <w:proofErr w:type="spellEnd"/>
-      <w:r>
-        <w:rPr>
-          <w:lang w:val="fr-FR"/>
-        </w:rPr>
-        <w:t xml:space="preserve"> est créée pour le véhicule choisi avec statut </w:t>
-      </w:r>
-      <w:proofErr w:type="spellStart"/>
-      <w:r>
-        <w:rPr>
-          <w:lang w:val="fr-FR"/>
-        </w:rPr>
-        <w:t>Proposed</w:t>
-      </w:r>
-      <w:proofErr w:type="spellEnd"/>
-      <w:r>
-        <w:rPr>
-          <w:lang w:val="fr-FR"/>
-        </w:rPr>
-        <w:t>.</w:t>
-      </w:r>
-    </w:p>
-    <w:p>
-      <w:pPr>
-        <w:pStyle w:val="ListBullet"/>
-        <w:rPr>
-          <w:lang w:val="fr-FR"/>
-        </w:rPr>
-      </w:pPr>
-      <w:proofErr w:type="spellStart"/>
-      <w:r>
-        <w:rPr>
-          <w:lang w:val="fr-FR"/>
-        </w:rPr>
-        <w:t>SignalR</w:t>
-      </w:r>
-      <w:proofErr w:type="spellEnd"/>
-      <w:r>
-        <w:rPr>
-          <w:lang w:val="fr-FR"/>
-        </w:rPr>
-        <w:t xml:space="preserve"> notifie le mobile du véhicule (hub </w:t>
-      </w:r>
-      <w:proofErr w:type="spellStart"/>
-      <w:r>
-        <w:rPr>
-          <w:lang w:val="fr-FR"/>
-        </w:rPr>
-        <w:t>MissionHub</w:t>
-      </w:r>
-      <w:proofErr w:type="spellEnd"/>
-      <w:r>
-        <w:rPr>
-          <w:lang w:val="fr-FR"/>
-        </w:rPr>
-        <w:t xml:space="preserve"> → groupe </w:t>
-      </w:r>
-      <w:proofErr w:type="spellStart"/>
-      <w:r>
-        <w:rPr>
-          <w:lang w:val="fr-FR"/>
-        </w:rPr>
-        <w:t>vehicle</w:t>
-      </w:r>
-      <w:proofErr w:type="spellEnd"/>
-      <w:r>
-        <w:rPr>
-          <w:lang w:val="fr-FR"/>
-        </w:rPr>
-        <w:t>_{</w:t>
-      </w:r>
-      <w:proofErr w:type="spellStart"/>
-      <w:r>
-        <w:rPr>
-          <w:lang w:val="fr-FR"/>
-        </w:rPr>
-        <w:t>vehicleId</w:t>
-      </w:r>
-      <w:proofErr w:type="spellEnd"/>
-      <w:r>
-        <w:rPr>
-          <w:lang w:val="fr-FR"/>
-        </w:rPr>
-        <w:t>}).</w:t>
-      </w:r>
-    </w:p>
-    <w:p>
-      <w:pPr>
-        <w:pStyle w:val="ListBullet"/>
-        <w:rPr>
-          <w:lang w:val="fr-FR"/>
-        </w:rPr>
-      </w:pPr>
-      <w:r>
-        <w:rPr>
-          <w:lang w:val="fr-FR"/>
-        </w:rPr>
-        <w:t>Le mobile affiche la proposition ; l’agent accepte ou refuse.</w:t>
-      </w:r>
-    </w:p>
-    <w:p>
-      <w:pPr>
-        <w:pStyle w:val="ListBullet"/>
-      </w:pPr>
-      <w:r>
-        <w:rPr>
-          <w:lang w:val="fr-FR"/>
-        </w:rPr>
-        <w:t xml:space="preserve">En cas de refus, la mission est </w:t>
-      </w:r>
-      <w:proofErr w:type="spellStart"/>
-      <w:r>
-        <w:rPr>
-          <w:lang w:val="fr-FR"/>
-        </w:rPr>
-        <w:t>re-proposée</w:t>
-      </w:r>
-      <w:proofErr w:type="spellEnd"/>
-      <w:r>
-        <w:rPr>
-          <w:lang w:val="fr-FR"/>
-        </w:rPr>
-        <w:t xml:space="preserve"> au véhicule suivant. </w:t>
-      </w:r>
-      <w:r>
-        <w:t xml:space="preserve">Le </w:t>
-      </w:r>
-      <w:proofErr w:type="spellStart"/>
-      <w:r>
-        <w:t>refus</w:t>
-      </w:r>
-      <w:proofErr w:type="spellEnd"/>
-      <w:r>
-        <w:t xml:space="preserve"> est </w:t>
-      </w:r>
-      <w:proofErr w:type="spellStart"/>
-      <w:r>
-        <w:t>historié</w:t>
-      </w:r>
-      <w:proofErr w:type="spellEnd"/>
-      <w:r>
-        <w:t>.</w:t>
-      </w:r>
-    </w:p>
-    <w:p>
-      <w:pPr>
-        <w:pStyle w:val="ListBullet"/>
-        <w:rPr>
-          <w:lang w:val="fr-FR"/>
-        </w:rPr>
-      </w:pPr>
-      <w:r>
-        <w:rPr>
-          <w:lang w:val="fr-FR"/>
-        </w:rPr>
-        <w:t xml:space="preserve">L’acceptation passe le véhicule en statut Busy et la mission en statut </w:t>
-      </w:r>
-      <w:proofErr w:type="spellStart"/>
-      <w:r>
-        <w:rPr>
-          <w:lang w:val="fr-FR"/>
-        </w:rPr>
-        <w:t>InProgress</w:t>
-      </w:r>
-      <w:proofErr w:type="spellEnd"/>
-      <w:r>
-        <w:rPr>
-          <w:lang w:val="fr-FR"/>
-        </w:rPr>
-        <w:t>.</w:t>
-      </w:r>
-    </w:p>
-    <w:p>
-      <w:pPr>
-        <w:pStyle w:val="Heading2"/>
-        <w:rPr>
-          <w:lang w:val="fr-FR"/>
-        </w:rPr>
-      </w:pPr>
-      <w:bookmarkStart w:id="9" w:name="_Toc233616907"/>
-      <w:r>
-        <w:rPr>
-          <w:lang w:val="fr-FR"/>
-        </w:rPr>
-        <w:t>GPS et géolocalisation temps réel</w:t>
-      </w:r>
-      <w:bookmarkEnd w:id="9"/>
-    </w:p>
-    <w:p>
-      <w:pPr>
-        <w:rPr>
-          <w:lang w:val="fr-FR"/>
-        </w:rPr>
-      </w:pPr>
-      <w:r>
-        <w:rPr>
-          <w:lang w:val="fr-FR"/>
-        </w:rPr>
-        <w:t xml:space="preserve">L’application mobile envoie la position GPS des patrouilles au serveur de manière continue. Le serveur diffuse ces positions À tous les opérateurs connectés via </w:t>
-      </w:r>
-      <w:proofErr w:type="spellStart"/>
-      <w:r>
-        <w:rPr>
-          <w:lang w:val="fr-FR"/>
-        </w:rPr>
-        <w:t>SignalR</w:t>
-      </w:r>
-      <w:proofErr w:type="spellEnd"/>
-      <w:r>
-        <w:rPr>
-          <w:lang w:val="fr-FR"/>
-        </w:rPr>
-        <w:t>.</w:t>
-      </w:r>
-    </w:p>
-    <w:p>
-      <w:pPr>
-        <w:pStyle w:val="Heading3"/>
-      </w:pPr>
-      <w:bookmarkStart w:id="10" w:name="_Toc233616908"/>
-      <w:r>
-        <w:lastRenderedPageBreak/>
-        <w:t>Flux technique</w:t>
-      </w:r>
-      <w:bookmarkEnd w:id="10"/>
-    </w:p>
-    <w:p>
-      <w:pPr>
-        <w:pStyle w:val="ListBullet"/>
-        <w:rPr>
-          <w:lang w:val="fr-FR"/>
-        </w:rPr>
-      </w:pPr>
-      <w:r>
-        <w:rPr>
-          <w:lang w:val="fr-FR"/>
-        </w:rPr>
-        <w:t xml:space="preserve">Le mobile interroge le GPS toutes les 10 secondes (GpsTrackingService.cs:71 — </w:t>
-      </w:r>
-      <w:proofErr w:type="spellStart"/>
-      <w:r>
-        <w:rPr>
-          <w:lang w:val="fr-FR"/>
-        </w:rPr>
-        <w:t>Task.Delay</w:t>
-      </w:r>
-      <w:proofErr w:type="spellEnd"/>
-      <w:r>
-        <w:rPr>
-          <w:lang w:val="fr-FR"/>
-        </w:rPr>
-        <w:t>(10s)).</w:t>
-      </w:r>
-    </w:p>
-    <w:p>
-      <w:pPr>
-        <w:pStyle w:val="ListBullet"/>
-        <w:rPr>
-          <w:lang w:val="fr-FR"/>
-        </w:rPr>
-      </w:pPr>
-      <w:r>
-        <w:rPr>
-          <w:lang w:val="fr-FR"/>
-        </w:rPr>
-        <w:t>À chaque position obtenue, il appelle POST /api/</w:t>
-      </w:r>
-      <w:proofErr w:type="spellStart"/>
-      <w:r>
-        <w:rPr>
-          <w:lang w:val="fr-FR"/>
-        </w:rPr>
-        <w:t>patrol</w:t>
-      </w:r>
-      <w:proofErr w:type="spellEnd"/>
-      <w:r>
-        <w:rPr>
-          <w:lang w:val="fr-FR"/>
-        </w:rPr>
-        <w:t>/</w:t>
-      </w:r>
-      <w:proofErr w:type="spellStart"/>
-      <w:r>
-        <w:rPr>
-          <w:lang w:val="fr-FR"/>
-        </w:rPr>
-        <w:t>my</w:t>
-      </w:r>
-      <w:proofErr w:type="spellEnd"/>
-      <w:r>
-        <w:rPr>
-          <w:lang w:val="fr-FR"/>
-        </w:rPr>
-        <w:t>-position (GpsTrackingService.cs:82).</w:t>
-      </w:r>
-    </w:p>
-    <w:p>
-      <w:pPr>
-        <w:pStyle w:val="ListBullet"/>
-        <w:rPr>
-          <w:lang w:val="fr-FR"/>
-        </w:rPr>
-      </w:pPr>
-      <w:r>
-        <w:rPr>
-          <w:lang w:val="fr-FR"/>
-        </w:rPr>
-        <w:t>Si un véhicule est actif, il appelle aussi POST /api/</w:t>
-      </w:r>
-      <w:proofErr w:type="spellStart"/>
-      <w:r>
-        <w:rPr>
-          <w:lang w:val="fr-FR"/>
-        </w:rPr>
-        <w:t>vehicles</w:t>
-      </w:r>
-      <w:proofErr w:type="spellEnd"/>
-      <w:r>
-        <w:rPr>
-          <w:lang w:val="fr-FR"/>
-        </w:rPr>
-        <w:t>/{</w:t>
-      </w:r>
-      <w:proofErr w:type="spellStart"/>
-      <w:r>
-        <w:rPr>
-          <w:lang w:val="fr-FR"/>
-        </w:rPr>
-        <w:t>vehicleId</w:t>
-      </w:r>
-      <w:proofErr w:type="spellEnd"/>
-      <w:r>
-        <w:rPr>
-          <w:lang w:val="fr-FR"/>
-        </w:rPr>
-        <w:t>}/position (GpsTrackingService.cs:91).</w:t>
-      </w:r>
-    </w:p>
-    <w:p>
-      <w:pPr>
-        <w:pStyle w:val="ListBullet"/>
-      </w:pPr>
-      <w:r>
-        <w:t xml:space="preserve">L’API </w:t>
-      </w:r>
-      <w:proofErr w:type="spellStart"/>
-      <w:r>
-        <w:t>persiste</w:t>
-      </w:r>
-      <w:proofErr w:type="spellEnd"/>
-      <w:r>
-        <w:t xml:space="preserve"> la position et diffuse via </w:t>
-      </w:r>
-      <w:proofErr w:type="spellStart"/>
-      <w:r>
-        <w:t>SignalR</w:t>
-      </w:r>
-      <w:proofErr w:type="spellEnd"/>
-      <w:r>
-        <w:t xml:space="preserve"> hub </w:t>
-      </w:r>
-      <w:proofErr w:type="spellStart"/>
-      <w:r>
-        <w:t>PatrolHub</w:t>
-      </w:r>
-      <w:proofErr w:type="spellEnd"/>
-      <w:r>
-        <w:t xml:space="preserve"> → </w:t>
-      </w:r>
-      <w:proofErr w:type="spellStart"/>
-      <w:r>
-        <w:t>groupe</w:t>
-      </w:r>
-      <w:proofErr w:type="spellEnd"/>
-      <w:r>
-        <w:t xml:space="preserve"> operators_{</w:t>
-      </w:r>
-      <w:proofErr w:type="spellStart"/>
-      <w:r>
-        <w:t>tenantId</w:t>
-      </w:r>
-      <w:proofErr w:type="spellEnd"/>
-      <w:r>
-        <w:t>}.</w:t>
-      </w:r>
-    </w:p>
-    <w:p>
-      <w:pPr>
-        <w:pStyle w:val="ListBullet"/>
-        <w:rPr>
-          <w:lang w:val="fr-FR"/>
-        </w:rPr>
-      </w:pPr>
-      <w:r>
-        <w:rPr>
-          <w:lang w:val="fr-FR"/>
-        </w:rPr>
-        <w:t xml:space="preserve">La carte BackOffice reçoit le message </w:t>
-      </w:r>
-      <w:proofErr w:type="spellStart"/>
-      <w:r>
-        <w:rPr>
-          <w:lang w:val="fr-FR"/>
-        </w:rPr>
-        <w:t>SignalR</w:t>
-      </w:r>
-      <w:proofErr w:type="spellEnd"/>
-      <w:r>
-        <w:rPr>
-          <w:lang w:val="fr-FR"/>
-        </w:rPr>
-        <w:t xml:space="preserve"> et déplace le marqueur en temps réel (Leaflet.js).</w:t>
-      </w:r>
-    </w:p>
-    <w:p>
-      <w:pPr>
-        <w:pStyle w:val="Heading3"/>
-        <w:rPr>
-          <w:lang w:val="fr-FR"/>
-        </w:rPr>
-      </w:pPr>
-      <w:bookmarkStart w:id="11" w:name="_Toc233616909"/>
-      <w:r>
-        <w:rPr>
-          <w:lang w:val="fr-FR"/>
-        </w:rPr>
-        <w:t>Option À activer</w:t>
-      </w:r>
-      <w:bookmarkEnd w:id="11"/>
-    </w:p>
-    <w:p>
-      <w:pPr>
-        <w:rPr>
-          <w:lang w:val="fr-FR"/>
-        </w:rPr>
-      </w:pPr>
-      <w:proofErr w:type="spellStart"/>
-      <w:r>
-        <w:rPr>
-          <w:lang w:val="fr-FR"/>
-        </w:rPr>
-        <w:t>Tenant.GpsTrackingEnabled</w:t>
-      </w:r>
-      <w:proofErr w:type="spellEnd"/>
-      <w:r>
-        <w:rPr>
-          <w:lang w:val="fr-FR"/>
-        </w:rPr>
-        <w:t xml:space="preserve"> = </w:t>
-      </w:r>
-      <w:proofErr w:type="spellStart"/>
-      <w:r>
-        <w:rPr>
-          <w:lang w:val="fr-FR"/>
-        </w:rPr>
-        <w:t>true</w:t>
-      </w:r>
-      <w:proofErr w:type="spellEnd"/>
-      <w:r>
-        <w:rPr>
-          <w:lang w:val="fr-FR"/>
-        </w:rPr>
-        <w:t xml:space="preserve"> (activé par défaut). Modifiable via Admin → Paramètres ou PATCH /api/tenant/settings.</w:t>
-      </w:r>
-    </w:p>
-    <w:p>
-      <w:pPr>
-        <w:pStyle w:val="Heading2"/>
-        <w:rPr>
-          <w:lang w:val="fr-FR"/>
-        </w:rPr>
-      </w:pPr>
-      <w:bookmarkStart w:id="12" w:name="_Toc233616910"/>
-      <w:proofErr w:type="spellStart"/>
-      <w:r>
-        <w:rPr>
-          <w:lang w:val="fr-FR"/>
-        </w:rPr>
-        <w:t>Géofencing</w:t>
-      </w:r>
-      <w:proofErr w:type="spellEnd"/>
-      <w:r>
-        <w:rPr>
-          <w:lang w:val="fr-FR"/>
-        </w:rPr>
-        <w:t xml:space="preserve"> (alertes de zone)</w:t>
-      </w:r>
-      <w:bookmarkEnd w:id="12"/>
-    </w:p>
-    <w:p>
-      <w:pPr>
-        <w:rPr>
-          <w:lang w:val="fr-FR"/>
-        </w:rPr>
-      </w:pPr>
-      <w:r>
-        <w:rPr>
-          <w:lang w:val="fr-FR"/>
-        </w:rPr>
-        <w:t xml:space="preserve">Le </w:t>
-      </w:r>
-      <w:proofErr w:type="spellStart"/>
-      <w:r>
-        <w:rPr>
-          <w:lang w:val="fr-FR"/>
-        </w:rPr>
-        <w:t>géofencing</w:t>
-      </w:r>
-      <w:proofErr w:type="spellEnd"/>
-      <w:r>
-        <w:rPr>
-          <w:lang w:val="fr-FR"/>
-        </w:rPr>
-        <w:t xml:space="preserve"> détecte automatiquement lorsqu’un véhicule sort de sa zone de patrouille assignée et envoie une alerte aux opérateurs et managers.</w:t>
-      </w:r>
-    </w:p>
-    <w:p>
-      <w:pPr>
-        <w:pStyle w:val="Heading3"/>
-      </w:pPr>
-      <w:bookmarkStart w:id="13" w:name="_Toc233616911"/>
-      <w:r>
-        <w:t>Flux technique</w:t>
-      </w:r>
-      <w:bookmarkEnd w:id="13"/>
-    </w:p>
-    <w:p>
-      <w:pPr>
-        <w:pStyle w:val="ListBullet"/>
-        <w:rPr>
-          <w:lang w:val="fr-FR"/>
-        </w:rPr>
-      </w:pPr>
-      <w:r>
-        <w:rPr>
-          <w:lang w:val="fr-FR"/>
-        </w:rPr>
-        <w:t>Le mobile envoie sa position toutes les 10 secondes via POST /api/</w:t>
-      </w:r>
-      <w:proofErr w:type="spellStart"/>
-      <w:r>
-        <w:rPr>
-          <w:lang w:val="fr-FR"/>
-        </w:rPr>
-        <w:t>patrol</w:t>
-      </w:r>
-      <w:proofErr w:type="spellEnd"/>
-      <w:r>
-        <w:rPr>
-          <w:lang w:val="fr-FR"/>
-        </w:rPr>
-        <w:t>/</w:t>
-      </w:r>
-      <w:proofErr w:type="spellStart"/>
-      <w:r>
-        <w:rPr>
-          <w:lang w:val="fr-FR"/>
-        </w:rPr>
-        <w:t>my</w:t>
-      </w:r>
-      <w:proofErr w:type="spellEnd"/>
-      <w:r>
-        <w:rPr>
-          <w:lang w:val="fr-FR"/>
-        </w:rPr>
-        <w:t>-position (GpsTrackingService.cs:71).</w:t>
-      </w:r>
-    </w:p>
-    <w:p>
-      <w:pPr>
-        <w:pStyle w:val="ListBullet"/>
-        <w:rPr>
-          <w:lang w:val="fr-FR"/>
-        </w:rPr>
-      </w:pPr>
-      <w:r>
-        <w:rPr>
-          <w:lang w:val="fr-FR"/>
-        </w:rPr>
-        <w:t xml:space="preserve">Côté serveur, </w:t>
-      </w:r>
-      <w:proofErr w:type="spellStart"/>
-      <w:r>
-        <w:rPr>
-          <w:lang w:val="fr-FR"/>
-        </w:rPr>
-        <w:t>GeofencingBackgroundService</w:t>
-      </w:r>
-      <w:proofErr w:type="spellEnd"/>
-      <w:r>
-        <w:rPr>
-          <w:lang w:val="fr-FR"/>
-        </w:rPr>
-        <w:t xml:space="preserve"> tourne toutes les 2 minutes (</w:t>
-      </w:r>
-      <w:proofErr w:type="spellStart"/>
-      <w:r>
-        <w:rPr>
-          <w:lang w:val="fr-FR"/>
-        </w:rPr>
-        <w:t>CheckIntervalMinutes</w:t>
-      </w:r>
-      <w:proofErr w:type="spellEnd"/>
-      <w:r>
-        <w:rPr>
-          <w:lang w:val="fr-FR"/>
-        </w:rPr>
-        <w:t xml:space="preserve"> = 2).</w:t>
-      </w:r>
-    </w:p>
-    <w:p>
-      <w:pPr>
-        <w:pStyle w:val="ListBullet"/>
-        <w:rPr>
-          <w:lang w:val="fr-FR"/>
-        </w:rPr>
-      </w:pPr>
-      <w:r>
-        <w:rPr>
-          <w:lang w:val="fr-FR"/>
-        </w:rPr>
-        <w:t xml:space="preserve">Il charge les véhicules ayant une </w:t>
-      </w:r>
-      <w:proofErr w:type="spellStart"/>
-      <w:r>
-        <w:rPr>
-          <w:lang w:val="fr-FR"/>
-        </w:rPr>
-        <w:t>AssignedGeoZone</w:t>
-      </w:r>
-      <w:proofErr w:type="spellEnd"/>
-      <w:r>
-        <w:rPr>
-          <w:lang w:val="fr-FR"/>
-        </w:rPr>
-        <w:t xml:space="preserve"> et une position GPS fraîche (&lt; 10 min, </w:t>
-      </w:r>
-      <w:proofErr w:type="spellStart"/>
-      <w:r>
-        <w:rPr>
-          <w:lang w:val="fr-FR"/>
-        </w:rPr>
-        <w:t>GpsStaleMinutes</w:t>
-      </w:r>
-      <w:proofErr w:type="spellEnd"/>
-      <w:r>
-        <w:rPr>
-          <w:lang w:val="fr-FR"/>
-        </w:rPr>
-        <w:t xml:space="preserve"> = 10).</w:t>
-      </w:r>
-    </w:p>
-    <w:p>
-      <w:pPr>
-        <w:pStyle w:val="ListBullet"/>
-        <w:rPr>
-          <w:lang w:val="fr-FR"/>
-        </w:rPr>
-      </w:pPr>
-      <w:r>
-        <w:rPr>
-          <w:lang w:val="fr-FR"/>
-        </w:rPr>
-        <w:t xml:space="preserve">La position est testée par </w:t>
-      </w:r>
-      <w:proofErr w:type="spellStart"/>
-      <w:r>
-        <w:rPr>
-          <w:lang w:val="fr-FR"/>
-        </w:rPr>
-        <w:t>GeofencingService.IsInsidePolygon</w:t>
-      </w:r>
-      <w:proofErr w:type="spellEnd"/>
-      <w:r>
-        <w:rPr>
-          <w:lang w:val="fr-FR"/>
-        </w:rPr>
-        <w:t>() — algorithme ray-casting.</w:t>
-      </w:r>
-    </w:p>
-    <w:p>
-      <w:pPr>
-        <w:pStyle w:val="ListBullet"/>
-        <w:rPr>
-          <w:lang w:val="fr-FR"/>
-        </w:rPr>
-      </w:pPr>
-      <w:r>
-        <w:rPr>
-          <w:lang w:val="fr-FR"/>
-        </w:rPr>
-        <w:t xml:space="preserve">Si hors zone : diffusion </w:t>
-      </w:r>
-      <w:proofErr w:type="spellStart"/>
-      <w:r>
-        <w:rPr>
-          <w:lang w:val="fr-FR"/>
-        </w:rPr>
-        <w:t>SignalR</w:t>
-      </w:r>
-      <w:proofErr w:type="spellEnd"/>
-      <w:r>
-        <w:rPr>
-          <w:lang w:val="fr-FR"/>
-        </w:rPr>
-        <w:t xml:space="preserve"> </w:t>
-      </w:r>
-      <w:proofErr w:type="spellStart"/>
-      <w:r>
-        <w:rPr>
-          <w:lang w:val="fr-FR"/>
-        </w:rPr>
-        <w:t>VehicleOutOfZone</w:t>
-      </w:r>
-      <w:proofErr w:type="spellEnd"/>
-      <w:r>
-        <w:rPr>
-          <w:lang w:val="fr-FR"/>
-        </w:rPr>
-        <w:t xml:space="preserve"> → groupe </w:t>
-      </w:r>
-      <w:proofErr w:type="spellStart"/>
-      <w:r>
-        <w:rPr>
-          <w:lang w:val="fr-FR"/>
-        </w:rPr>
-        <w:t>operators</w:t>
-      </w:r>
-      <w:proofErr w:type="spellEnd"/>
-      <w:r>
-        <w:rPr>
-          <w:lang w:val="fr-FR"/>
-        </w:rPr>
-        <w:t>_{</w:t>
-      </w:r>
-      <w:proofErr w:type="spellStart"/>
-      <w:r>
-        <w:rPr>
-          <w:lang w:val="fr-FR"/>
-        </w:rPr>
-        <w:t>tenantId</w:t>
-      </w:r>
-      <w:proofErr w:type="spellEnd"/>
-      <w:r>
-        <w:rPr>
-          <w:lang w:val="fr-FR"/>
-        </w:rPr>
-        <w:t>} + email HTML aux managers.</w:t>
-      </w:r>
-    </w:p>
-    <w:p>
-      <w:pPr>
-        <w:pStyle w:val="ListBullet"/>
-        <w:rPr>
-          <w:lang w:val="fr-FR"/>
-        </w:rPr>
-      </w:pPr>
-      <w:r>
-        <w:rPr>
-          <w:lang w:val="fr-FR"/>
-        </w:rPr>
-        <w:t>Anti-spam : une alerte max toutes les 30 minutes par véhicule (</w:t>
-      </w:r>
-      <w:proofErr w:type="spellStart"/>
-      <w:r>
-        <w:rPr>
-          <w:lang w:val="fr-FR"/>
-        </w:rPr>
-        <w:t>AlertCooldownMinutes</w:t>
-      </w:r>
-      <w:proofErr w:type="spellEnd"/>
-      <w:r>
-        <w:rPr>
-          <w:lang w:val="fr-FR"/>
-        </w:rPr>
-        <w:t xml:space="preserve"> = 30).</w:t>
-      </w:r>
-    </w:p>
-    <w:p>
-      <w:pPr>
-        <w:pStyle w:val="Heading3"/>
-      </w:pPr>
-      <w:bookmarkStart w:id="14" w:name="_Toc233616912"/>
-      <w:r>
-        <w:t xml:space="preserve">Configuration </w:t>
-      </w:r>
-      <w:proofErr w:type="spellStart"/>
-      <w:r>
-        <w:t>requise</w:t>
-      </w:r>
-      <w:bookmarkEnd w:id="14"/>
-      <w:proofErr w:type="spellEnd"/>
-    </w:p>
-    <w:p>
-      <w:pPr>
-        <w:pStyle w:val="ListBullet"/>
-      </w:pPr>
-      <w:proofErr w:type="spellStart"/>
-      <w:r>
-        <w:t>Activer</w:t>
-      </w:r>
-      <w:proofErr w:type="spellEnd"/>
-      <w:r>
-        <w:t xml:space="preserve"> : PATCH /</w:t>
-      </w:r>
-      <w:proofErr w:type="spellStart"/>
-      <w:r>
-        <w:t>api</w:t>
-      </w:r>
-      <w:proofErr w:type="spellEnd"/>
-      <w:r>
-        <w:t xml:space="preserve">/tenant/settings/geofencing avec </w:t>
-      </w:r>
-      <w:proofErr w:type="spellStart"/>
-      <w:r>
-        <w:t>GeofencingEnabled</w:t>
-      </w:r>
-      <w:proofErr w:type="spellEnd"/>
-      <w:r>
-        <w:t xml:space="preserve"> = true (</w:t>
-      </w:r>
-      <w:proofErr w:type="spellStart"/>
-      <w:r>
-        <w:t>rôle</w:t>
-      </w:r>
-      <w:proofErr w:type="spellEnd"/>
-      <w:r>
-        <w:t xml:space="preserve"> Admin).</w:t>
-      </w:r>
-    </w:p>
-    <w:p>
-      <w:pPr>
-        <w:pStyle w:val="ListBullet"/>
-        <w:rPr>
-          <w:lang w:val="fr-FR"/>
-        </w:rPr>
-      </w:pPr>
-      <w:r>
-        <w:rPr>
-          <w:lang w:val="fr-FR"/>
-        </w:rPr>
-        <w:lastRenderedPageBreak/>
-        <w:t xml:space="preserve">Créer des zones dans Admin → </w:t>
-      </w:r>
-      <w:proofErr w:type="spellStart"/>
-      <w:r>
-        <w:rPr>
-          <w:lang w:val="fr-FR"/>
-        </w:rPr>
-        <w:t>GeoZones</w:t>
-      </w:r>
-      <w:proofErr w:type="spellEnd"/>
-      <w:r>
-        <w:rPr>
-          <w:lang w:val="fr-FR"/>
-        </w:rPr>
-        <w:t xml:space="preserve"> (polygone dessiné sur carte Leaflet).</w:t>
-      </w:r>
-    </w:p>
-    <w:p>
-      <w:pPr>
-        <w:pStyle w:val="ListBullet"/>
-        <w:rPr>
-          <w:lang w:val="fr-FR"/>
-        </w:rPr>
-      </w:pPr>
-      <w:r>
-        <w:rPr>
-          <w:lang w:val="fr-FR"/>
-        </w:rPr>
-        <w:t>Assigner une zone À chaque véhicule : Admin → Véhicules → Modifier → champ « Zone de patrouille ».</w:t>
-      </w:r>
-    </w:p>
-    <w:p>
-      <w:pPr>
-        <w:pStyle w:val="Heading2"/>
-        <w:rPr>
-          <w:lang w:val="fr-FR"/>
-        </w:rPr>
-      </w:pPr>
-      <w:bookmarkStart w:id="15" w:name="_Toc233616913"/>
-      <w:r>
-        <w:rPr>
-          <w:lang w:val="fr-FR"/>
-        </w:rPr>
-        <w:t>Module Verbalisation électronique</w:t>
-      </w:r>
-      <w:bookmarkEnd w:id="15"/>
-    </w:p>
-    <w:p>
-      <w:pPr>
-        <w:rPr>
-          <w:lang w:val="fr-FR"/>
-        </w:rPr>
-      </w:pPr>
-      <w:r>
-        <w:rPr>
-          <w:lang w:val="fr-FR"/>
-        </w:rPr>
-        <w:t>Permet aux agents de créer des procès-verbaux électroniques depuis le mobile, avec signature et export ANTAI.</w:t>
-      </w:r>
-    </w:p>
-    <w:p>
-      <w:pPr>
-        <w:pStyle w:val="ListBullet"/>
-        <w:rPr>
-          <w:lang w:val="fr-FR"/>
-        </w:rPr>
-      </w:pPr>
-      <w:r>
-        <w:rPr>
-          <w:lang w:val="fr-FR"/>
-        </w:rPr>
-        <w:t>Création d’un ticket (PV) depuis le mobile : plaque, infraction, coordonnées GPS.</w:t>
-      </w:r>
-    </w:p>
-    <w:p>
-      <w:pPr>
-        <w:pStyle w:val="ListBullet"/>
-      </w:pPr>
-      <w:proofErr w:type="spellStart"/>
-      <w:r>
-        <w:t>Numérotation</w:t>
-      </w:r>
-      <w:proofErr w:type="spellEnd"/>
-      <w:r>
-        <w:t xml:space="preserve"> </w:t>
-      </w:r>
-      <w:proofErr w:type="spellStart"/>
-      <w:r>
-        <w:t>automatique</w:t>
-      </w:r>
-      <w:proofErr w:type="spellEnd"/>
-      <w:r>
-        <w:t xml:space="preserve"> </w:t>
-      </w:r>
-      <w:proofErr w:type="spellStart"/>
-      <w:r>
-        <w:t>côté</w:t>
-      </w:r>
-      <w:proofErr w:type="spellEnd"/>
-      <w:r>
-        <w:t xml:space="preserve"> </w:t>
-      </w:r>
-      <w:proofErr w:type="spellStart"/>
-      <w:r>
-        <w:t>serveur</w:t>
-      </w:r>
-      <w:proofErr w:type="spellEnd"/>
-      <w:r>
-        <w:t>.</w:t>
-      </w:r>
-    </w:p>
-    <w:p>
-      <w:pPr>
-        <w:pStyle w:val="ListBullet"/>
-        <w:rPr>
-          <w:lang w:val="fr-FR"/>
-        </w:rPr>
-      </w:pPr>
-      <w:r>
-        <w:rPr>
-          <w:lang w:val="fr-FR"/>
-        </w:rPr>
-        <w:t>Signature électronique sur l’écran mobile.</w:t>
-      </w:r>
-    </w:p>
-    <w:p>
-      <w:pPr>
-        <w:pStyle w:val="ListBullet"/>
-        <w:rPr>
-          <w:lang w:val="fr-FR"/>
-        </w:rPr>
-      </w:pPr>
-      <w:r>
-        <w:rPr>
-          <w:lang w:val="fr-FR"/>
-        </w:rPr>
-        <w:t>Export CSV/Excel au format ANTAI pour transmission À la préfecture.</w:t>
-      </w:r>
-    </w:p>
-    <w:p>
-      <w:pPr>
-        <w:pStyle w:val="ListBullet"/>
-        <w:rPr>
-          <w:lang w:val="fr-FR"/>
-        </w:rPr>
-      </w:pPr>
-      <w:r>
-        <w:rPr>
-          <w:lang w:val="fr-FR"/>
-        </w:rPr>
-        <w:t>Statistiques des verbalisations dans le Dashboard Manager.</w:t>
-      </w:r>
-    </w:p>
-    <w:p>
-      <w:pPr>
-        <w:pStyle w:val="ListBullet"/>
-      </w:pPr>
-      <w:r>
-        <w:t xml:space="preserve">Activation : </w:t>
-      </w:r>
-      <w:proofErr w:type="spellStart"/>
-      <w:r>
-        <w:t>Tenant.ModuleVerbalisationEnabled</w:t>
-      </w:r>
-      <w:proofErr w:type="spellEnd"/>
-      <w:r>
-        <w:t xml:space="preserve"> = true via Admin → </w:t>
-      </w:r>
-      <w:proofErr w:type="spellStart"/>
-      <w:r>
-        <w:t>Paramètres</w:t>
-      </w:r>
-      <w:proofErr w:type="spellEnd"/>
-      <w:r>
-        <w:t xml:space="preserve"> → Modules.</w:t>
-      </w:r>
-    </w:p>
-    <w:p>
-      <w:pPr>
-        <w:pStyle w:val="Heading2"/>
-      </w:pPr>
-      <w:bookmarkStart w:id="16" w:name="_Toc233616914"/>
-      <w:r>
-        <w:t>Module Planning</w:t>
+      </w:pPr>
+      <w:bookmarkStart w:id="16" w:name="_Toc233616915"/>
+      <w:r>
+        <w:t>Module Fourrière</w:t>
       </w:r>
       <w:bookmarkEnd w:id="16"/>
     </w:p>
     <w:p>
-      <w:r>
-        <w:rPr>
-          <w:lang w:val="fr-FR"/>
-        </w:rPr>
-        <w:t xml:space="preserve">Gestion des vacations, congés et profils d’urgence des agents. </w:t>
-      </w:r>
-      <w:r>
-        <w:t xml:space="preserve">Workflow </w:t>
-      </w:r>
-      <w:proofErr w:type="spellStart"/>
-      <w:r>
-        <w:t>d’approbation</w:t>
-      </w:r>
-      <w:proofErr w:type="spellEnd"/>
-      <w:r>
-        <w:t xml:space="preserve"> </w:t>
-      </w:r>
-      <w:proofErr w:type="spellStart"/>
-      <w:r>
-        <w:t>intégré</w:t>
-      </w:r>
-      <w:proofErr w:type="spellEnd"/>
-      <w:r>
-        <w:t>.</w:t>
-      </w:r>
-    </w:p>
-    <w:p>
-      <w:pPr>
-        <w:pStyle w:val="ListBullet"/>
-        <w:rPr>
-          <w:lang w:val="fr-FR"/>
-        </w:rPr>
-      </w:pPr>
-      <w:r>
-        <w:rPr>
-          <w:lang w:val="fr-FR"/>
-        </w:rPr>
-        <w:t>Création et visualisation des plannings de vacations par période.</w:t>
-      </w:r>
-    </w:p>
-    <w:p>
-      <w:pPr>
-        <w:pStyle w:val="ListBullet"/>
-        <w:rPr>
-          <w:lang w:val="fr-FR"/>
-        </w:rPr>
-      </w:pPr>
-      <w:r>
-        <w:rPr>
-          <w:lang w:val="fr-FR"/>
-        </w:rPr>
-        <w:t>Demandes de congé avec workflow approbation Manager/Admin.</w:t>
-      </w:r>
-    </w:p>
-    <w:p>
-      <w:pPr>
-        <w:pStyle w:val="ListBullet"/>
-        <w:rPr>
-          <w:lang w:val="fr-FR"/>
-        </w:rPr>
-      </w:pPr>
-      <w:r>
-        <w:rPr>
-          <w:lang w:val="fr-FR"/>
-        </w:rPr>
-        <w:t>Profils d’urgence : groupe sanguin, contacts, informations médicales (chiffré, RGPD Art. 9).</w:t>
-      </w:r>
-    </w:p>
-    <w:p>
-      <w:pPr>
-        <w:pStyle w:val="ListBullet"/>
-      </w:pPr>
-      <w:r>
-        <w:t xml:space="preserve">Activation : </w:t>
-      </w:r>
-      <w:proofErr w:type="spellStart"/>
-      <w:r>
-        <w:t>Tenant.ModulePlanningEnabled</w:t>
-      </w:r>
-      <w:proofErr w:type="spellEnd"/>
-      <w:r>
-        <w:t xml:space="preserve"> = true.</w:t>
-      </w:r>
-    </w:p>
-    <w:p>
-      <w:pPr>
-        <w:pStyle w:val="Heading2"/>
-      </w:pPr>
-      <w:bookmarkStart w:id="17" w:name="_Toc233616915"/>
-      <w:r>
-        <w:t xml:space="preserve">Module </w:t>
-      </w:r>
-      <w:proofErr w:type="spellStart"/>
-      <w:r>
-        <w:t>Fourrière</w:t>
-      </w:r>
-      <w:bookmarkEnd w:id="17"/>
-      <w:proofErr w:type="spellEnd"/>
-    </w:p>
-    <w:p>
       <w:pPr>
         <w:rPr>
           <w:lang w:val="fr-FR"/>
@@ -3964,35 +3596,31 @@
         <w:rPr>
           <w:lang w:val="fr-FR"/>
         </w:rPr>
-        <w:t xml:space="preserve">Constats d’état À l’entrée et À la sortie (photos si </w:t>
-      </w:r>
-      <w:proofErr w:type="spellStart"/>
-      <w:r>
-        <w:rPr>
-          <w:lang w:val="fr-FR"/>
-        </w:rPr>
-        <w:t>PhotoAttachmentsEnabled</w:t>
-      </w:r>
-      <w:proofErr w:type="spellEnd"/>
-      <w:r>
-        <w:rPr>
-          <w:lang w:val="fr-FR"/>
-        </w:rPr>
-        <w:t xml:space="preserve"> = </w:t>
-      </w:r>
-      <w:proofErr w:type="spellStart"/>
-      <w:r>
-        <w:rPr>
-          <w:lang w:val="fr-FR"/>
-        </w:rPr>
-        <w:t>true</w:t>
-      </w:r>
-      <w:proofErr w:type="spellEnd"/>
-      <w:r>
-        <w:rPr>
-          <w:lang w:val="fr-FR"/>
-        </w:rPr>
-        <w:t>).</w:t>
+        <w:t xml:space="preserve">Constats d’état </w:t>
+      </w:r>
+      <w:r>
+        <w:rPr>
+          <w:lang w:val="fr-FR"/>
+        </w:rPr>
+        <w:t>à</w:t>
+      </w:r>
+      <w:r>
+        <w:rPr>
+          <w:lang w:val="fr-FR"/>
+        </w:rPr>
+        <w:t xml:space="preserve"> l’entrée et </w:t>
+      </w:r>
+      <w:r>
+        <w:rPr>
+          <w:lang w:val="fr-FR"/>
+        </w:rPr>
+        <w:t>à</w:t>
+      </w:r>
+      <w:r>
+        <w:rPr>
+          <w:lang w:val="fr-FR"/>
+        </w:rPr>
+        <w:t xml:space="preserve"> la sortie (photos si PhotoAttachmentsEnabled = true).</w:t>
       </w:r>
     </w:p>
     <w:p>
@@ -4028,15 +3656,7 @@
         <w:pStyle w:val="ListBullet"/>
       </w:pPr>
       <w:r>
-        <w:t xml:space="preserve">Activation : </w:t>
-      </w:r>
-      <w:proofErr w:type="spellStart"/>
-      <w:r>
-        <w:t>Tenant.ModuleFourriereEnabled</w:t>
-      </w:r>
-      <w:proofErr w:type="spellEnd"/>
-      <w:r>
-        <w:t xml:space="preserve"> = true.</w:t>
+        <w:t>Activation : Tenant.ModuleFourriereEnabled = true.</w:t>
       </w:r>
     </w:p>
     <w:p>
@@ -4047,17 +3667,11 @@
         </w:tabs>
         <w:ind w:left="540"/>
       </w:pPr>
-      <w:bookmarkStart w:id="18" w:name="_Toc233616916"/>
-      <w:r>
-        <w:lastRenderedPageBreak/>
-        <w:t xml:space="preserve">Module Gestion de </w:t>
-      </w:r>
-      <w:proofErr w:type="spellStart"/>
-      <w:r>
-        <w:t>flotte</w:t>
-      </w:r>
-      <w:bookmarkEnd w:id="18"/>
-      <w:proofErr w:type="spellEnd"/>
+      <w:bookmarkStart w:id="17" w:name="_Toc233616916"/>
+      <w:r>
+        <w:t>Module Gestion de flotte</w:t>
+      </w:r>
+      <w:bookmarkEnd w:id="17"/>
     </w:p>
     <w:p>
       <w:pPr>
@@ -4119,15 +3733,7 @@
         <w:pStyle w:val="ListBullet"/>
       </w:pPr>
       <w:r>
-        <w:t xml:space="preserve">Activation : </w:t>
-      </w:r>
-      <w:proofErr w:type="spellStart"/>
-      <w:r>
-        <w:t>Tenant.ModuleFleetEnabled</w:t>
-      </w:r>
-      <w:proofErr w:type="spellEnd"/>
-      <w:r>
-        <w:t xml:space="preserve"> = true.</w:t>
+        <w:t>Activation : Tenant.ModuleFleetEnabled = true.</w:t>
       </w:r>
     </w:p>
     <w:p>
@@ -4138,16 +3744,11 @@
         </w:tabs>
         <w:ind w:left="540"/>
       </w:pPr>
-      <w:bookmarkStart w:id="19" w:name="_Toc233616917"/>
-      <w:r>
-        <w:t xml:space="preserve">Module </w:t>
-      </w:r>
-      <w:proofErr w:type="spellStart"/>
-      <w:r>
-        <w:t>Logistique</w:t>
-      </w:r>
-      <w:bookmarkEnd w:id="19"/>
-      <w:proofErr w:type="spellEnd"/>
+      <w:bookmarkStart w:id="18" w:name="_Toc233616917"/>
+      <w:r>
+        <w:t>Module Logistique</w:t>
+      </w:r>
+      <w:bookmarkEnd w:id="18"/>
     </w:p>
     <w:p>
       <w:pPr>
@@ -4209,29 +3810,126 @@
         <w:pStyle w:val="ListBullet"/>
       </w:pPr>
       <w:r>
-        <w:t xml:space="preserve">Activation : </w:t>
-      </w:r>
-      <w:proofErr w:type="spellStart"/>
-      <w:r>
-        <w:t>Tenant.ModuleLogisticsEnabled</w:t>
-      </w:r>
-      <w:proofErr w:type="spellEnd"/>
-      <w:r>
-        <w:t xml:space="preserve"> = true.</w:t>
-      </w:r>
-    </w:p>
-    <w:p>
-      <w:pPr>
-        <w:pStyle w:val="ListBullet"/>
-        <w:numPr>
-          <w:ilvl w:val="0"/>
-          <w:numId w:val="0"/>
-        </w:numPr>
-        <w:ind w:left="360"/>
-        <w:rPr>
-          <w:lang w:val="fr-FR"/>
-        </w:rPr>
-      </w:pPr>
+        <w:t>Activation : Tenant.ModuleLogisticsEnabled = true.</w:t>
+      </w:r>
+    </w:p>
+    <w:p/>
+    <w:p>
+      <w:pPr>
+        <w:pStyle w:val="Heading2"/>
+        <w:tabs>
+          <w:tab w:val="left" w:pos="810"/>
+        </w:tabs>
+        <w:ind w:left="540"/>
+      </w:pPr>
+      <w:r>
+        <w:t>Module Habilitations des agents</w:t>
+      </w:r>
+    </w:p>
+    <w:p>
+      <w:pPr>
+        <w:rPr>
+          <w:lang w:val="fr-FR"/>
+        </w:rPr>
+      </w:pPr>
+      <w:r>
+        <w:rPr>
+          <w:lang w:val="fr-FR"/>
+        </w:rPr>
+        <w:t>PrediCop permet de suivre et de gérer les certifications et habilitations réglementaires de chaque agent (APJA, port d'arme, permis de conduire, secourisme, habilitation préfectorale...). Un tableau de bord centralise les statuts et deux mécanismes d'alerte proactive préviennent les expirations imminentes.</w:t>
+      </w:r>
+    </w:p>
+    <w:p>
+      <w:pPr>
+        <w:pStyle w:val="Heading3"/>
+      </w:pPr>
+      <w:r>
+        <w:t>Fonctionnalités</w:t>
+      </w:r>
+    </w:p>
+    <w:p>
+      <w:pPr>
+        <w:pStyle w:val="ListBullet"/>
+        <w:rPr>
+          <w:lang w:val="fr-FR"/>
+        </w:rPr>
+      </w:pPr>
+      <w:r>
+        <w:rPr>
+          <w:lang w:val="fr-FR"/>
+        </w:rPr>
+        <w:t>Saisie de chaque habilitation : agent, type, référence, autorité émettrice, date d'émission, date d'expiration, notes.</w:t>
+      </w:r>
+    </w:p>
+    <w:p>
+      <w:pPr>
+        <w:pStyle w:val="ListBullet"/>
+        <w:rPr>
+          <w:lang w:val="fr-FR"/>
+        </w:rPr>
+      </w:pPr>
+      <w:r>
+        <w:rPr>
+          <w:lang w:val="fr-FR"/>
+        </w:rPr>
+        <w:t>Statuts calculés automatiquement : Valide (vert), Expire bientôt (orange, &lt; 30 jours), Expirée (rouge).</w:t>
+      </w:r>
+    </w:p>
+    <w:p>
+      <w:pPr>
+        <w:pStyle w:val="ListBullet"/>
+        <w:rPr>
+          <w:lang w:val="fr-FR"/>
+        </w:rPr>
+      </w:pPr>
+      <w:r>
+        <w:rPr>
+          <w:lang w:val="fr-FR"/>
+        </w:rPr>
+        <w:t>Filtres : par agent, par type, habilitations expirées seulement.</w:t>
+      </w:r>
+    </w:p>
+    <w:p>
+      <w:pPr>
+        <w:pStyle w:val="ListBullet"/>
+        <w:rPr>
+          <w:lang w:val="fr-FR"/>
+        </w:rPr>
+      </w:pPr>
+      <w:r>
+        <w:rPr>
+          <w:lang w:val="fr-FR"/>
+        </w:rPr>
+        <w:t>Widget dashboard Manager : bannière d'alerte visible dès l'ouverture du dashboard si au moins une habilitation est expirée ou expire dans 30 jours, avec compteurs distincts (rouge/orange) et lien direct vers la page de gestion Admin → Habilitations.</w:t>
+      </w:r>
+    </w:p>
+    <w:p>
+      <w:pPr>
+        <w:pStyle w:val="ListBullet"/>
+        <w:rPr>
+          <w:lang w:val="fr-FR"/>
+        </w:rPr>
+      </w:pPr>
+      <w:r>
+        <w:rPr>
+          <w:lang w:val="fr-FR"/>
+        </w:rPr>
+        <w:t>Email hebdomadaire automatique : chaque lundi matin (08h00 UTC ≈ 10h en France), un email récapitulatif est envoyé aux Managers et Admins du tenant listant toutes les habilitations expirées et celles à renouveler dans les 30 prochains jours.</w:t>
+      </w:r>
+    </w:p>
+    <w:p>
+      <w:pPr>
+        <w:pStyle w:val="ListBullet"/>
+        <w:rPr>
+          <w:lang w:val="fr-FR"/>
+        </w:rPr>
+      </w:pPr>
+      <w:r>
+        <w:rPr>
+          <w:lang w:val="fr-FR"/>
+        </w:rPr>
+        <w:t>Pas d'envoi si aucune habilitation n'est concernée pour le tenant.</w:t>
+      </w:r>
     </w:p>
     <w:sectPr>
       <w:pgSz w:w="12240" w:h="15840"/>
@@ -4248,7 +3946,7 @@
   <w:abstractNum w:abstractNumId="0" w15:restartNumberingAfterBreak="0">
     <w:nsid w:val="FFFFFF89"/>
     <w:multiLevelType w:val="singleLevel"/>
-    <w:tmpl w:val="EB9C5EA8"/>
+    <w:tmpl w:val="99C21ACA"/>
     <w:lvl w:ilvl="0">
       <w:start w:val="1"/>
       <w:numFmt w:val="bullet"/>
